--- a/manuscript/qang_fuga_es.docx
+++ b/manuscript/qang_fuga_es.docx
@@ -55,7 +55,25 @@
         <w:t xml:space="preserve"> </w:t>
       </w:r>
       <w:r>
-        <w:t xml:space="preserve">fuga</w:t>
+        <w:t xml:space="preserve">fuga,</w:t>
+      </w:r>
+      <w:r>
+        <w:t xml:space="preserve"> </w:t>
+      </w:r>
+      <w:r>
+        <w:t xml:space="preserve">qubits</w:t>
+      </w:r>
+      <w:r>
+        <w:t xml:space="preserve"> </w:t>
+      </w:r>
+      <w:r>
+        <w:t xml:space="preserve">de</w:t>
+      </w:r>
+      <w:r>
+        <w:t xml:space="preserve"> </w:t>
+      </w:r>
+      <w:r>
+        <w:t xml:space="preserve">borrado</w:t>
       </w:r>
       <w:r>
         <w:t xml:space="preserve"> </w:t>
@@ -185,7 +203,7 @@
         <w:t xml:space="preserve">Palabras clave: </w:t>
       </w:r>
       <w:r>
-        <w:t>Fuga, Lectura de qutrit, Código de superficie, Decodificación por borrado, Emparejamiento perfecto de peso mínimo, Amortiguamiento de amplitud (T1)</w:t>
+        <w:t>Fuga, Lectura de qutrit, Qubits de borrado, Código de superficie, Decodificación por borrado, Amortiguamiento de amplitud (T1)</w:t>
       </w:r>
     </w:p>
     <w:p>
@@ -593,7 +611,7 @@
         <w:t xml:space="preserve"> </w:t>
       </w:r>
       <w:r>
-        <w:t xml:space="preserve">Cuatro</w:t>
+        <w:t xml:space="preserve">Seis</w:t>
       </w:r>
       <w:r>
         <w:t xml:space="preserve"> </w:t>
@@ -2009,6 +2027,496 @@
         <w:t xml:space="preserve"> </w:t>
       </w:r>
       <w:r>
+        <w:t xml:space="preserve">(v)</w:t>
+      </w:r>
+      <w:r>
+        <w:t xml:space="preserve"> </w:t>
+      </w:r>
+      <w:r>
+        <w:t xml:space="preserve">En</w:t>
+      </w:r>
+      <w:r>
+        <w:t xml:space="preserve"> </w:t>
+      </w:r>
+      <w:r>
+        <w:t xml:space="preserve">qubits</w:t>
+      </w:r>
+      <w:r>
+        <w:t xml:space="preserve"> </w:t>
+      </w:r>
+      <w:r>
+        <w:t xml:space="preserve">de</w:t>
+      </w:r>
+      <w:r>
+        <w:t xml:space="preserve"> </w:t>
+      </w:r>
+      <w:r>
+        <w:t xml:space="preserve">borrado,</w:t>
+      </w:r>
+      <w:r>
+        <w:t xml:space="preserve"> </w:t>
+      </w:r>
+      <w:r>
+        <w:t xml:space="preserve">que</w:t>
+      </w:r>
+      <w:r>
+        <w:t xml:space="preserve"> </w:t>
+      </w:r>
+      <w:r>
+        <w:t xml:space="preserve">anuncian</w:t>
+      </w:r>
+      <w:r>
+        <w:t xml:space="preserve"> </w:t>
+      </w:r>
+      <w:r>
+        <w:t xml:space="preserve">los</w:t>
+      </w:r>
+      <w:r>
+        <w:t xml:space="preserve"> </w:t>
+      </w:r>
+      <w:r>
+        <w:t xml:space="preserve">decaimientos</w:t>
+      </w:r>
+      <w:r>
+        <w:t xml:space="preserve"> </w:t>
+      </w:r>
+      <w:r>
+        <w:t xml:space="preserve">T1</w:t>
+      </w:r>
+      <w:r>
+        <w:t xml:space="preserve"> </w:t>
+      </w:r>
+      <w:r>
+        <w:t xml:space="preserve">en</w:t>
+      </w:r>
+      <w:r>
+        <w:t xml:space="preserve"> </w:t>
+      </w:r>
+      <w:r>
+        <w:t xml:space="preserve">el</w:t>
+      </w:r>
+      <w:r>
+        <w:t xml:space="preserve"> </w:t>
+      </w:r>
+      <w:r>
+        <w:t xml:space="preserve">momento</w:t>
+      </w:r>
+      <w:r>
+        <w:t xml:space="preserve"> </w:t>
+      </w:r>
+      <w:r>
+        <w:t xml:space="preserve">en</w:t>
+      </w:r>
+      <w:r>
+        <w:t xml:space="preserve"> </w:t>
+      </w:r>
+      <w:r>
+        <w:t xml:space="preserve">que</w:t>
+      </w:r>
+      <w:r>
+        <w:t xml:space="preserve"> </w:t>
+      </w:r>
+      <w:r>
+        <w:t xml:space="preserve">ocurren,</w:t>
+      </w:r>
+      <w:r>
+        <w:t xml:space="preserve"> </w:t>
+      </w:r>
+      <w:r>
+        <w:t xml:space="preserve">combinar</w:t>
+      </w:r>
+      <w:r>
+        <w:t xml:space="preserve"> </w:t>
+      </w:r>
+      <w:r>
+        <w:t xml:space="preserve">qg</w:t>
+      </w:r>
+      <w:r>
+        <w:t xml:space="preserve"> </w:t>
+      </w:r>
+      <w:r>
+        <w:t xml:space="preserve">de</w:t>
+      </w:r>
+      <w:r>
+        <w:t xml:space="preserve"> </w:t>
+      </w:r>
+      <w:r>
+        <w:t xml:space="preserve">forma</w:t>
+      </w:r>
+      <w:r>
+        <w:t xml:space="preserve"> </w:t>
+      </w:r>
+      <w:r>
+        <w:t xml:space="preserve">ingenua</w:t>
+      </w:r>
+      <w:r>
+        <w:t xml:space="preserve"> </w:t>
+      </w:r>
+      <w:r>
+        <w:t xml:space="preserve">perjudica</w:t>
+      </w:r>
+      <w:r>
+        <w:t xml:space="preserve"> </w:t>
+      </w:r>
+      <w:r>
+        <w:t xml:space="preserve">cuando</w:t>
+      </w:r>
+      <w:r>
+        <w:t xml:space="preserve"> </w:t>
+      </w:r>
+      <w:r>
+        <w:t xml:space="preserve">el</w:t>
+      </w:r>
+      <w:r>
+        <w:t xml:space="preserve"> </w:t>
+      </w:r>
+      <w:r>
+        <w:t xml:space="preserve">anuncio</w:t>
+      </w:r>
+      <w:r>
+        <w:t xml:space="preserve"> </w:t>
+      </w:r>
+      <w:r>
+        <w:t xml:space="preserve">es</w:t>
+      </w:r>
+      <w:r>
+        <w:t xml:space="preserve"> </w:t>
+      </w:r>
+      <w:r>
+        <w:t xml:space="preserve">bueno</w:t>
+      </w:r>
+      <w:r>
+        <w:t xml:space="preserve"> </w:t>
+      </w:r>
+      <w:r>
+        <w:t xml:space="preserve">(0</w:t>
+      </w:r>
+      <w:r>
+        <w:t xml:space="preserve">,</w:t>
+      </w:r>
+      <w:r>
+        <w:t xml:space="preserve">46</w:t>
+      </w:r>
+      <m:oMath>
+        <m:r>
+          <m:rPr>
+            <m:sty m:val="p"/>
+          </m:rPr>
+          <m:t>×</m:t>
+        </m:r>
+      </m:oMath>
+      <w:r>
+        <w:t xml:space="preserve"> </w:t>
+      </w:r>
+      <w:r>
+        <w:t xml:space="preserve">con</w:t>
+      </w:r>
+      <w:r>
+        <w:t xml:space="preserve"> </w:t>
+      </w:r>
+      <w:r>
+        <w:t xml:space="preserve">eficiencia</w:t>
+      </w:r>
+      <w:r>
+        <w:t xml:space="preserve"> </w:t>
+      </w:r>
+      <w:r>
+        <w:t xml:space="preserve">de</w:t>
+      </w:r>
+      <w:r>
+        <w:t xml:space="preserve"> </w:t>
+      </w:r>
+      <w:r>
+        <w:t xml:space="preserve">anuncio</w:t>
+      </w:r>
+      <w:r>
+        <w:t xml:space="preserve"> </w:t>
+      </w:r>
+      <m:oMath>
+        <m:r>
+          <m:t>h</m:t>
+        </m:r>
+        <m:r>
+          <m:rPr>
+            <m:sty m:val="p"/>
+          </m:rPr>
+          <m:t>=</m:t>
+        </m:r>
+        <m:r>
+          <m:t>0</m:t>
+        </m:r>
+        <m:r>
+          <m:rPr>
+            <m:sty m:val="p"/>
+          </m:rPr>
+          <m:t>,</m:t>
+        </m:r>
+        <m:r>
+          <m:t>99</m:t>
+        </m:r>
+      </m:oMath>
+      <w:r>
+        <w:t xml:space="preserve">);</w:t>
+      </w:r>
+      <w:r>
+        <w:t xml:space="preserve"> </w:t>
+      </w:r>
+      <w:r>
+        <w:t xml:space="preserve">escalar</w:t>
+      </w:r>
+      <w:r>
+        <w:t xml:space="preserve"> </w:t>
+      </w:r>
+      <w:r>
+        <w:t xml:space="preserve">la</w:t>
+      </w:r>
+      <w:r>
+        <w:t xml:space="preserve"> </w:t>
+      </w:r>
+      <w:r>
+        <w:t xml:space="preserve">probabilidad</w:t>
+      </w:r>
+      <w:r>
+        <w:t xml:space="preserve"> </w:t>
+      </w:r>
+      <w:r>
+        <w:t xml:space="preserve">previa</w:t>
+      </w:r>
+      <w:r>
+        <w:t xml:space="preserve"> </w:t>
+      </w:r>
+      <w:r>
+        <w:t xml:space="preserve">de</w:t>
+      </w:r>
+      <w:r>
+        <w:t xml:space="preserve"> </w:t>
+      </w:r>
+      <w:r>
+        <w:t xml:space="preserve">los</w:t>
+      </w:r>
+      <w:r>
+        <w:t xml:space="preserve"> </w:t>
+      </w:r>
+      <w:r>
+        <w:t xml:space="preserve">decaimientos</w:t>
+      </w:r>
+      <w:r>
+        <w:t xml:space="preserve"> </w:t>
+      </w:r>
+      <w:r>
+        <w:t xml:space="preserve">no</w:t>
+      </w:r>
+      <w:r>
+        <w:t xml:space="preserve"> </w:t>
+      </w:r>
+      <w:r>
+        <w:t xml:space="preserve">anunciados</w:t>
+      </w:r>
+      <w:r>
+        <w:t xml:space="preserve"> </w:t>
+      </w:r>
+      <w:r>
+        <w:t xml:space="preserve">por</w:t>
+      </w:r>
+      <w:r>
+        <w:t xml:space="preserve"> </w:t>
+      </w:r>
+      <m:oMath>
+        <m:r>
+          <m:t>1</m:t>
+        </m:r>
+        <m:r>
+          <m:rPr>
+            <m:sty m:val="p"/>
+          </m:rPr>
+          <m:t>−</m:t>
+        </m:r>
+        <m:r>
+          <m:t>h</m:t>
+        </m:r>
+      </m:oMath>
+      <w:r>
+        <w:t xml:space="preserve">,</w:t>
+      </w:r>
+      <w:r>
+        <w:t xml:space="preserve"> </w:t>
+      </w:r>
+      <w:r>
+        <w:t xml:space="preserve">una</w:t>
+      </w:r>
+      <w:r>
+        <w:t xml:space="preserve"> </w:t>
+      </w:r>
+      <w:r>
+        <w:t xml:space="preserve">regla</w:t>
+      </w:r>
+      <w:r>
+        <w:t xml:space="preserve"> </w:t>
+      </w:r>
+      <w:r>
+        <w:t xml:space="preserve">puesta</w:t>
+      </w:r>
+      <w:r>
+        <w:t xml:space="preserve"> </w:t>
+      </w:r>
+      <w:r>
+        <w:t xml:space="preserve">a</w:t>
+      </w:r>
+      <w:r>
+        <w:t xml:space="preserve"> </w:t>
+      </w:r>
+      <w:r>
+        <w:t xml:space="preserve">prueba</w:t>
+      </w:r>
+      <w:r>
+        <w:t xml:space="preserve"> </w:t>
+      </w:r>
+      <w:r>
+        <w:t xml:space="preserve">después</w:t>
+      </w:r>
+      <w:r>
+        <w:t xml:space="preserve"> </w:t>
+      </w:r>
+      <w:r>
+        <w:t xml:space="preserve">con</w:t>
+      </w:r>
+      <w:r>
+        <w:t xml:space="preserve"> </w:t>
+      </w:r>
+      <w:r>
+        <w:t xml:space="preserve">su</w:t>
+      </w:r>
+      <w:r>
+        <w:t xml:space="preserve"> </w:t>
+      </w:r>
+      <w:r>
+        <w:t xml:space="preserve">propio</w:t>
+      </w:r>
+      <w:r>
+        <w:t xml:space="preserve"> </w:t>
+      </w:r>
+      <w:r>
+        <w:t xml:space="preserve">registro</w:t>
+      </w:r>
+      <w:r>
+        <w:t xml:space="preserve"> </w:t>
+      </w:r>
+      <w:r>
+        <w:t xml:space="preserve">previo,</w:t>
+      </w:r>
+      <w:r>
+        <w:t xml:space="preserve"> </w:t>
+      </w:r>
+      <w:r>
+        <w:t xml:space="preserve">elimina</w:t>
+      </w:r>
+      <w:r>
+        <w:t xml:space="preserve"> </w:t>
+      </w:r>
+      <w:r>
+        <w:t xml:space="preserve">la</w:t>
+      </w:r>
+      <w:r>
+        <w:t xml:space="preserve"> </w:t>
+      </w:r>
+      <w:r>
+        <w:t xml:space="preserve">pérdida</w:t>
+      </w:r>
+      <w:r>
+        <w:t xml:space="preserve"> </w:t>
+      </w:r>
+      <w:r>
+        <w:t xml:space="preserve">y</w:t>
+      </w:r>
+      <w:r>
+        <w:t xml:space="preserve"> </w:t>
+      </w:r>
+      <w:r>
+        <w:t xml:space="preserve">conserva</w:t>
+      </w:r>
+      <w:r>
+        <w:t xml:space="preserve"> </w:t>
+      </w:r>
+      <w:r>
+        <w:t xml:space="preserve">una</w:t>
+      </w:r>
+      <w:r>
+        <w:t xml:space="preserve"> </w:t>
+      </w:r>
+      <w:r>
+        <w:t xml:space="preserve">ganancia</w:t>
+      </w:r>
+      <w:r>
+        <w:t xml:space="preserve"> </w:t>
+      </w:r>
+      <w:r>
+        <w:t xml:space="preserve">de</w:t>
+      </w:r>
+      <w:r>
+        <w:t xml:space="preserve"> </w:t>
+      </w:r>
+      <w:r>
+        <w:t xml:space="preserve">1</w:t>
+      </w:r>
+      <w:r>
+        <w:t xml:space="preserve">,</w:t>
+      </w:r>
+      <w:r>
+        <w:t xml:space="preserve">41–1</w:t>
+      </w:r>
+      <w:r>
+        <w:t xml:space="preserve">,</w:t>
+      </w:r>
+      <w:r>
+        <w:t xml:space="preserve">68</w:t>
+      </w:r>
+      <m:oMath>
+        <m:r>
+          <m:rPr>
+            <m:sty m:val="p"/>
+          </m:rPr>
+          <m:t>×</m:t>
+        </m:r>
+      </m:oMath>
+      <w:r>
+        <w:t xml:space="preserve"> </w:t>
+      </w:r>
+      <w:r>
+        <w:t xml:space="preserve">con</w:t>
+      </w:r>
+      <w:r>
+        <w:t xml:space="preserve"> </w:t>
+      </w:r>
+      <m:oMath>
+        <m:r>
+          <m:t>h</m:t>
+        </m:r>
+        <m:r>
+          <m:rPr>
+            <m:sty m:val="p"/>
+          </m:rPr>
+          <m:t>=</m:t>
+        </m:r>
+        <m:r>
+          <m:t>0</m:t>
+        </m:r>
+        <m:r>
+          <m:rPr>
+            <m:sty m:val="p"/>
+          </m:rPr>
+          <m:t>,</m:t>
+        </m:r>
+        <m:r>
+          <m:t>5</m:t>
+        </m:r>
+      </m:oMath>
+      <w:r>
+        <w:t xml:space="preserve">.</w:t>
+      </w:r>
+      <w:r>
+        <w:t xml:space="preserve"> </w:t>
+      </w:r>
+      <w:r>
         <w:t xml:space="preserve">Todos</w:t>
       </w:r>
       <w:r>
@@ -3061,7 +3569,7 @@
         <w:t xml:space="preserve"> </w:t>
       </w:r>
       <w:r>
-        <w:t xml:space="preserve">Cada prueba enuncia su criterio en el script antes de la corrida. En las tres</w:t>
+        <w:t xml:space="preserve">Cada prueba enuncia su criterio en el script antes de la corrida. En las cinco</w:t>
       </w:r>
       <w:r>
         <w:t xml:space="preserve"> </w:t>
@@ -3109,17 +3617,35 @@
         <w:t xml:space="preserve">092580f</w:t>
       </w:r>
       <w:r>
-        <w:t xml:space="preserve">), y el código se depuró con otra</w:t>
-      </w:r>
-      <w:r>
-        <w:t xml:space="preserve"> </w:t>
-      </w:r>
-      <w:r>
-        <w:t xml:space="preserve">semilla.</w:t>
+        <w:t xml:space="preserve">,</w:t>
+      </w:r>
+      <w:r>
+        <w:t xml:space="preserve"> </w:t>
+      </w:r>
+      <w:r>
+        <w:rPr>
+          <w:rStyle w:val="VerbatimChar"/>
+        </w:rPr>
+        <w:t xml:space="preserve">e877a72</w:t>
+      </w:r>
+      <w:r>
+        <w:t xml:space="preserve">,</w:t>
+      </w:r>
+      <w:r>
+        <w:t xml:space="preserve"> </w:t>
+      </w:r>
+      <w:r>
+        <w:rPr>
+          <w:rStyle w:val="VerbatimChar"/>
+        </w:rPr>
+        <w:t xml:space="preserve">68d8d00</w:t>
+      </w:r>
+      <w:r>
+        <w:t xml:space="preserve">), y el código se depuró con otra semilla.</w:t>
       </w:r>
     </w:p>
     <w:bookmarkEnd w:id="21"/>
-    <w:bookmarkStart w:id="32" w:name="resultados"/>
+    <w:bookmarkStart w:id="34" w:name="resultados"/>
     <w:p>
       <w:pPr>
         <w:pStyle w:val="Heading1"/>
@@ -10360,14 +10886,13 @@
     </w:tbl>
     <w:bookmarkEnd w:id="30"/>
     <w:bookmarkEnd w:id="31"/>
-    <w:bookmarkEnd w:id="32"/>
-    <w:bookmarkStart w:id="33" w:name="qué-lo-decide"/>
+    <w:bookmarkStart w:id="33" w:name="sec:erasure"/>
     <w:p>
       <w:pPr>
-        <w:pStyle w:val="Heading1"/>
+        <w:pStyle w:val="Heading2"/>
       </w:pPr>
       <w:r>
-        <w:t xml:space="preserve">Qué lo decide</w:t>
+        <w:t xml:space="preserve">Qubits de borrado</w:t>
       </w:r>
     </w:p>
     <w:p>
@@ -10375,7 +10900,2031 @@
         <w:pStyle w:val="FirstParagraph"/>
       </w:pPr>
       <w:r>
-        <w:t xml:space="preserve">Las cuatro pruebas encajan en un mismo cuadro. Que una lectura de tres niveles ayude depende de dos</w:t>
+        <w:t xml:space="preserve">Los qubits de borrado, como los transmones dual-rail </w:t>
+      </w:r>
+      <w:r>
+        <w:t xml:space="preserve">[10]</w:t>
+      </w:r>
+      <w:r>
+        <w:t xml:space="preserve"> </w:t>
+      </w:r>
+      <w:r>
+        <w:t xml:space="preserve">y los átomos con</w:t>
+      </w:r>
+      <w:r>
+        <w:t xml:space="preserve"> </w:t>
+      </w:r>
+      <w:r>
+        <w:t xml:space="preserve">conversión de borrado </w:t>
+      </w:r>
+      <w:r>
+        <w:t xml:space="preserve">[6]</w:t>
+      </w:r>
+      <w:r>
+        <w:t xml:space="preserve">, anuncian los decaimientos en el momento en que ocurren.</w:t>
+      </w:r>
+      <w:r>
+        <w:t xml:space="preserve"> </w:t>
+      </w:r>
+      <w:r>
+        <w:t xml:space="preserve">Si el anuncio fuera perfecto, el sesgo de la lectura final que usa el decodificador qg no aportaría</w:t>
+      </w:r>
+      <w:r>
+        <w:t xml:space="preserve"> </w:t>
+      </w:r>
+      <w:r>
+        <w:t xml:space="preserve">nada más. Lo modelamos sobre la misma memoria, sin fuga: cada decaimiento</w:t>
+      </w:r>
+      <w:r>
+        <w:t xml:space="preserve"> </w:t>
+      </w:r>
+      <m:oMath>
+        <m:r>
+          <m:t>1</m:t>
+        </m:r>
+        <m:r>
+          <m:rPr>
+            <m:sty m:val="p"/>
+          </m:rPr>
+          <m:t>→</m:t>
+        </m:r>
+        <m:r>
+          <m:t>0</m:t>
+        </m:r>
+      </m:oMath>
+      <w:r>
+        <w:t xml:space="preserve"> </w:t>
+      </w:r>
+      <w:r>
+        <w:t xml:space="preserve">de un qubit de</w:t>
+      </w:r>
+      <w:r>
+        <w:t xml:space="preserve"> </w:t>
+      </w:r>
+      <w:r>
+        <w:t xml:space="preserve">datos se anuncia con probabilidad</w:t>
+      </w:r>
+      <w:r>
+        <w:t xml:space="preserve"> </w:t>
+      </w:r>
+      <m:oMath>
+        <m:r>
+          <m:t>h</m:t>
+        </m:r>
+      </m:oMath>
+      <w:r>
+        <w:t xml:space="preserve"> </w:t>
+      </w:r>
+      <w:r>
+        <w:t xml:space="preserve">en su ubicación exacta, y el decodificador de borrado lleva esa</w:t>
+      </w:r>
+      <w:r>
+        <w:t xml:space="preserve"> </w:t>
+      </w:r>
+      <w:r>
+        <w:t xml:space="preserve">arista a probabilidad</w:t>
+      </w:r>
+      <w:r>
+        <w:t xml:space="preserve"> </w:t>
+      </w:r>
+      <m:oMath>
+        <m:r>
+          <m:t>1</m:t>
+        </m:r>
+        <m:r>
+          <m:rPr>
+            <m:sty m:val="p"/>
+          </m:rPr>
+          <m:t>/</m:t>
+        </m:r>
+        <m:r>
+          <m:t>2</m:t>
+        </m:r>
+      </m:oMath>
+      <w:r>
+        <w:t xml:space="preserve">.</w:t>
+      </w:r>
+    </w:p>
+    <w:p>
+      <w:pPr>
+        <w:pStyle w:val="BodyText"/>
+      </w:pPr>
+      <w:r>
+        <w:t xml:space="preserve">La primera prueba predijo que la ganancia de qg + borrado sobre borrado caería con</w:t>
+      </w:r>
+      <w:r>
+        <w:t xml:space="preserve"> </w:t>
+      </w:r>
+      <m:oMath>
+        <m:r>
+          <m:t>h</m:t>
+        </m:r>
+      </m:oMath>
+      <w:r>
+        <w:t xml:space="preserve"> </w:t>
+      </w:r>
+      <w:r>
+        <w:t xml:space="preserve">(cayó: de</w:t>
+      </w:r>
+      <w:r>
+        <w:t xml:space="preserve"> </w:t>
+      </w:r>
+      <w:r>
+        <w:t xml:space="preserve">1</w:t>
+      </w:r>
+      <w:r>
+        <w:t xml:space="preserve">,</w:t>
+      </w:r>
+      <w:r>
+        <w:t xml:space="preserve">59</w:t>
+      </w:r>
+      <m:oMath>
+        <m:r>
+          <m:rPr>
+            <m:sty m:val="p"/>
+          </m:rPr>
+          <m:t>×</m:t>
+        </m:r>
+      </m:oMath>
+      <w:r>
+        <w:t xml:space="preserve"> </w:t>
+      </w:r>
+      <w:r>
+        <w:t xml:space="preserve">y 2</w:t>
+      </w:r>
+      <w:r>
+        <w:t xml:space="preserve">,</w:t>
+      </w:r>
+      <w:r>
+        <w:t xml:space="preserve">04</w:t>
+      </w:r>
+      <m:oMath>
+        <m:r>
+          <m:rPr>
+            <m:sty m:val="p"/>
+          </m:rPr>
+          <m:t>×</m:t>
+        </m:r>
+      </m:oMath>
+      <w:r>
+        <w:t xml:space="preserve"> </w:t>
+      </w:r>
+      <w:r>
+        <w:t xml:space="preserve">con</w:t>
+      </w:r>
+      <w:r>
+        <w:t xml:space="preserve"> </w:t>
+      </w:r>
+      <m:oMath>
+        <m:r>
+          <m:t>h</m:t>
+        </m:r>
+        <m:r>
+          <m:rPr>
+            <m:sty m:val="p"/>
+          </m:rPr>
+          <m:t>=</m:t>
+        </m:r>
+        <m:r>
+          <m:t>0</m:t>
+        </m:r>
+      </m:oMath>
+      <w:r>
+        <w:t xml:space="preserve"> </w:t>
+      </w:r>
+      <w:r>
+        <w:t xml:space="preserve">a menos de 1</w:t>
+      </w:r>
+      <w:r>
+        <w:t xml:space="preserve">,</w:t>
+      </w:r>
+      <w:r>
+        <w:t xml:space="preserve">1</w:t>
+      </w:r>
+      <m:oMath>
+        <m:r>
+          <m:rPr>
+            <m:sty m:val="p"/>
+          </m:rPr>
+          <m:t>×</m:t>
+        </m:r>
+      </m:oMath>
+      <w:r>
+        <w:t xml:space="preserve"> </w:t>
+      </w:r>
+      <w:r>
+        <w:t xml:space="preserve">con</w:t>
+      </w:r>
+      <w:r>
+        <w:t xml:space="preserve"> </w:t>
+      </w:r>
+      <m:oMath>
+        <m:r>
+          <m:t>h</m:t>
+        </m:r>
+        <m:r>
+          <m:rPr>
+            <m:sty m:val="p"/>
+          </m:rPr>
+          <m:t>=</m:t>
+        </m:r>
+        <m:r>
+          <m:t>0</m:t>
+        </m:r>
+        <m:r>
+          <m:rPr>
+            <m:sty m:val="p"/>
+          </m:rPr>
+          <m:t>,</m:t>
+        </m:r>
+        <m:r>
+          <m:t>99</m:t>
+        </m:r>
+      </m:oMath>
+      <w:r>
+        <w:t xml:space="preserve">) y que la combinación</w:t>
+      </w:r>
+      <w:r>
+        <w:t xml:space="preserve"> </w:t>
+      </w:r>
+      <w:r>
+        <w:t xml:space="preserve">nunca sería peor que el borrado solo. Esta última predicción falló, y la falla es el hallazgo: con</w:t>
+      </w:r>
+      <w:r>
+        <w:t xml:space="preserve"> </w:t>
+      </w:r>
+      <m:oMath>
+        <m:r>
+          <m:t>h</m:t>
+        </m:r>
+        <m:r>
+          <m:rPr>
+            <m:sty m:val="p"/>
+          </m:rPr>
+          <m:t>=</m:t>
+        </m:r>
+        <m:r>
+          <m:t>0</m:t>
+        </m:r>
+        <m:r>
+          <m:rPr>
+            <m:sty m:val="p"/>
+          </m:rPr>
+          <m:t>,</m:t>
+        </m:r>
+        <m:r>
+          <m:t>99</m:t>
+        </m:r>
+      </m:oMath>
+      <w:r>
+        <w:t xml:space="preserve">, qg + borrado llegó apenas a 0</w:t>
+      </w:r>
+      <w:r>
+        <w:t xml:space="preserve">,</w:t>
+      </w:r>
+      <w:r>
+        <w:t xml:space="preserve">46</w:t>
+      </w:r>
+      <m:oMath>
+        <m:r>
+          <m:rPr>
+            <m:sty m:val="p"/>
+          </m:rPr>
+          <m:t>×</m:t>
+        </m:r>
+      </m:oMath>
+      <w:r>
+        <w:t xml:space="preserve"> </w:t>
+      </w:r>
+      <w:r>
+        <w:t xml:space="preserve">(</w:t>
+      </w:r>
+      <m:oMath>
+        <m:r>
+          <m:t>z</m:t>
+        </m:r>
+        <m:r>
+          <m:rPr>
+            <m:sty m:val="p"/>
+          </m:rPr>
+          <m:t>=</m:t>
+        </m:r>
+        <m:r>
+          <m:rPr>
+            <m:sty m:val="p"/>
+          </m:rPr>
+          <m:t>−</m:t>
+        </m:r>
+        <m:r>
+          <m:t>6</m:t>
+        </m:r>
+        <m:r>
+          <m:rPr>
+            <m:sty m:val="p"/>
+          </m:rPr>
+          <m:t>,</m:t>
+        </m:r>
+        <m:r>
+          <m:t>7</m:t>
+        </m:r>
+      </m:oMath>
+      <w:r>
+        <w:t xml:space="preserve">) a</w:t>
+      </w:r>
+      <w:r>
+        <w:t xml:space="preserve"> </w:t>
+      </w:r>
+      <m:oMath>
+        <m:r>
+          <m:t>d</m:t>
+        </m:r>
+        <m:r>
+          <m:rPr>
+            <m:sty m:val="p"/>
+          </m:rPr>
+          <m:t>=</m:t>
+        </m:r>
+        <m:r>
+          <m:t>3</m:t>
+        </m:r>
+      </m:oMath>
+      <w:r>
+        <w:t xml:space="preserve"> </w:t>
+      </w:r>
+      <w:r>
+        <w:t xml:space="preserve">y 0</w:t>
+      </w:r>
+      <w:r>
+        <w:t xml:space="preserve">,</w:t>
+      </w:r>
+      <w:r>
+        <w:t xml:space="preserve">22</w:t>
+      </w:r>
+      <m:oMath>
+        <m:r>
+          <m:rPr>
+            <m:sty m:val="p"/>
+          </m:rPr>
+          <m:t>×</m:t>
+        </m:r>
+      </m:oMath>
+      <w:r>
+        <w:t xml:space="preserve"> </w:t>
+      </w:r>
+      <w:r>
+        <w:t xml:space="preserve">a</w:t>
+      </w:r>
+      <w:r>
+        <w:t xml:space="preserve"> </w:t>
+      </w:r>
+      <m:oMath>
+        <m:r>
+          <m:t>d</m:t>
+        </m:r>
+        <m:r>
+          <m:rPr>
+            <m:sty m:val="p"/>
+          </m:rPr>
+          <m:t>=</m:t>
+        </m:r>
+        <m:r>
+          <m:t>5</m:t>
+        </m:r>
+      </m:oMath>
+      <w:r>
+        <w:t xml:space="preserve">.</w:t>
+      </w:r>
+      <w:r>
+        <w:t xml:space="preserve"> </w:t>
+      </w:r>
+      <w:r>
+        <w:t xml:space="preserve">La reponderación T1 supone que ningún decaimiento fue anunciado; con anuncios, un 0 en la lectura</w:t>
+      </w:r>
+      <w:r>
+        <w:t xml:space="preserve"> </w:t>
+      </w:r>
+      <w:r>
+        <w:t xml:space="preserve">final ya está mayormente explicado, y la reponderación lo cuenta dos veces. El testigo no lo detecta,</w:t>
+      </w:r>
+      <w:r>
+        <w:t xml:space="preserve"> </w:t>
+      </w:r>
+      <w:r>
+        <w:t xml:space="preserve">porque el sesgo de la lectura sigue presente para todo</w:t>
+      </w:r>
+      <w:r>
+        <w:t xml:space="preserve"> </w:t>
+      </w:r>
+      <m:oMath>
+        <m:r>
+          <m:t>h</m:t>
+        </m:r>
+      </m:oMath>
+      <w:r>
+        <w:t xml:space="preserve">.</w:t>
+      </w:r>
+    </w:p>
+    <w:p>
+      <w:pPr>
+        <w:pStyle w:val="BodyText"/>
+      </w:pPr>
+      <w:r>
+        <w:t xml:space="preserve">Un arreglo exploratorio, encontrado después de esa corrida, escala la probabilidad previa de los</w:t>
+      </w:r>
+      <w:r>
+        <w:t xml:space="preserve"> </w:t>
+      </w:r>
+      <w:r>
+        <w:t xml:space="preserve">decaimientos</w:t>
+      </w:r>
+      <w:r>
+        <w:t xml:space="preserve"> </w:t>
+      </w:r>
+      <w:r>
+        <w:rPr>
+          <w:iCs/>
+          <w:i/>
+        </w:rPr>
+        <w:t xml:space="preserve">no anunciados</w:t>
+      </w:r>
+      <w:r>
+        <w:t xml:space="preserve"> </w:t>
+      </w:r>
+      <w:r>
+        <w:t xml:space="preserve">por</w:t>
+      </w:r>
+      <w:r>
+        <w:t xml:space="preserve"> </w:t>
+      </w:r>
+      <m:oMath>
+        <m:r>
+          <m:t>1</m:t>
+        </m:r>
+        <m:r>
+          <m:rPr>
+            <m:sty m:val="p"/>
+          </m:rPr>
+          <m:t>−</m:t>
+        </m:r>
+        <m:r>
+          <m:t>h</m:t>
+        </m:r>
+      </m:oMath>
+      <w:r>
+        <w:t xml:space="preserve"> </w:t>
+      </w:r>
+      <w:r>
+        <w:t xml:space="preserve">en ambos decodificadores. Después lo pusimos a prueba con</w:t>
+      </w:r>
+      <w:r>
+        <w:t xml:space="preserve"> </w:t>
+      </w:r>
+      <w:r>
+        <w:t xml:space="preserve">un registro previo nuevo: semillas nuevas, un segundo régimen (mixto), cinco valores de</w:t>
+      </w:r>
+      <w:r>
+        <w:t xml:space="preserve"> </w:t>
+      </w:r>
+      <m:oMath>
+        <m:r>
+          <m:t>h</m:t>
+        </m:r>
+      </m:oMath>
+      <w:r>
+        <w:t xml:space="preserve"> </w:t>
+      </w:r>
+      <w:r>
+        <w:t xml:space="preserve">y un</w:t>
+      </w:r>
+      <w:r>
+        <w:t xml:space="preserve"> </w:t>
+      </w:r>
+      <m:oMath>
+        <m:r>
+          <m:t>h</m:t>
+        </m:r>
+      </m:oMath>
+      <w:r>
+        <w:t xml:space="preserve"> </w:t>
+      </w:r>
+      <w:r>
+        <w:t xml:space="preserve">mal estimado en alrededor de 0</w:t>
+      </w:r>
+      <w:r>
+        <w:t xml:space="preserve">,</w:t>
+      </w:r>
+      <w:r>
+        <w:t xml:space="preserve">1. Se cumplieron las cuatro predicciones (Tabla </w:t>
+      </w:r>
+      <w:hyperlink w:anchor="tab:erasure">
+        <w:r>
+          <w:rPr>
+            <w:rStyle w:val="Hyperlink"/>
+          </w:rPr>
+          <w:t xml:space="preserve">4</w:t>
+        </w:r>
+      </w:hyperlink>
+      <w:r>
+        <w:t xml:space="preserve">).</w:t>
+      </w:r>
+      <w:r>
+        <w:t xml:space="preserve"> </w:t>
+      </w:r>
+      <w:r>
+        <w:t xml:space="preserve">Con la regla, qg + borrado nunca fue significativamente peor que el borrado calibrado (el punto más</w:t>
+      </w:r>
+      <w:r>
+        <w:t xml:space="preserve"> </w:t>
+      </w:r>
+      <w:r>
+        <w:t xml:space="preserve">cercano: 0</w:t>
+      </w:r>
+      <w:r>
+        <w:t xml:space="preserve">,</w:t>
+      </w:r>
+      <w:r>
+        <w:t xml:space="preserve">79</w:t>
+      </w:r>
+      <m:oMath>
+        <m:r>
+          <m:rPr>
+            <m:sty m:val="p"/>
+          </m:rPr>
+          <m:t>×</m:t>
+        </m:r>
+      </m:oMath>
+      <w:r>
+        <w:t xml:space="preserve">,</w:t>
+      </w:r>
+      <w:r>
+        <w:t xml:space="preserve"> </w:t>
+      </w:r>
+      <m:oMath>
+        <m:r>
+          <m:t>z</m:t>
+        </m:r>
+        <m:r>
+          <m:rPr>
+            <m:sty m:val="p"/>
+          </m:rPr>
+          <m:t>=</m:t>
+        </m:r>
+        <m:r>
+          <m:rPr>
+            <m:sty m:val="p"/>
+          </m:rPr>
+          <m:t>−</m:t>
+        </m:r>
+        <m:r>
+          <m:t>2</m:t>
+        </m:r>
+        <m:r>
+          <m:rPr>
+            <m:sty m:val="p"/>
+          </m:rPr>
+          <m:t>,</m:t>
+        </m:r>
+        <m:r>
+          <m:t>0</m:t>
+        </m:r>
+      </m:oMath>
+      <w:r>
+        <w:t xml:space="preserve">, régimen mixto,</w:t>
+      </w:r>
+      <w:r>
+        <w:t xml:space="preserve"> </w:t>
+      </w:r>
+      <m:oMath>
+        <m:r>
+          <m:t>d</m:t>
+        </m:r>
+        <m:r>
+          <m:rPr>
+            <m:sty m:val="p"/>
+          </m:rPr>
+          <m:t>=</m:t>
+        </m:r>
+        <m:r>
+          <m:t>5</m:t>
+        </m:r>
+      </m:oMath>
+      <w:r>
+        <w:t xml:space="preserve">,</w:t>
+      </w:r>
+      <w:r>
+        <w:t xml:space="preserve"> </w:t>
+      </w:r>
+      <m:oMath>
+        <m:r>
+          <m:t>h</m:t>
+        </m:r>
+        <m:r>
+          <m:rPr>
+            <m:sty m:val="p"/>
+          </m:rPr>
+          <m:t>=</m:t>
+        </m:r>
+        <m:r>
+          <m:t>0</m:t>
+        </m:r>
+        <m:r>
+          <m:rPr>
+            <m:sty m:val="p"/>
+          </m:rPr>
+          <m:t>,</m:t>
+        </m:r>
+        <m:r>
+          <m:t>9</m:t>
+        </m:r>
+      </m:oMath>
+      <w:r>
+        <w:t xml:space="preserve">); ganó 1</w:t>
+      </w:r>
+      <w:r>
+        <w:t xml:space="preserve">,</w:t>
+      </w:r>
+      <w:r>
+        <w:t xml:space="preserve">41</w:t>
+      </w:r>
+      <m:oMath>
+        <m:r>
+          <m:rPr>
+            <m:sty m:val="p"/>
+          </m:rPr>
+          <m:t>×</m:t>
+        </m:r>
+      </m:oMath>
+      <w:r>
+        <w:t xml:space="preserve"> </w:t>
+      </w:r>
+      <w:r>
+        <w:t xml:space="preserve">(</w:t>
+      </w:r>
+      <m:oMath>
+        <m:r>
+          <m:t>d</m:t>
+        </m:r>
+        <m:r>
+          <m:rPr>
+            <m:sty m:val="p"/>
+          </m:rPr>
+          <m:t>=</m:t>
+        </m:r>
+        <m:r>
+          <m:t>3</m:t>
+        </m:r>
+      </m:oMath>
+      <w:r>
+        <w:t xml:space="preserve">) y</w:t>
+      </w:r>
+      <w:r>
+        <w:t xml:space="preserve"> </w:t>
+      </w:r>
+      <w:r>
+        <w:t xml:space="preserve">1</w:t>
+      </w:r>
+      <w:r>
+        <w:t xml:space="preserve">,</w:t>
+      </w:r>
+      <w:r>
+        <w:t xml:space="preserve">68</w:t>
+      </w:r>
+      <m:oMath>
+        <m:r>
+          <m:rPr>
+            <m:sty m:val="p"/>
+          </m:rPr>
+          <m:t>×</m:t>
+        </m:r>
+      </m:oMath>
+      <w:r>
+        <w:t xml:space="preserve"> </w:t>
+      </w:r>
+      <w:r>
+        <w:t xml:space="preserve">(</w:t>
+      </w:r>
+      <m:oMath>
+        <m:r>
+          <m:t>d</m:t>
+        </m:r>
+        <m:r>
+          <m:rPr>
+            <m:sty m:val="p"/>
+          </m:rPr>
+          <m:t>=</m:t>
+        </m:r>
+        <m:r>
+          <m:t>5</m:t>
+        </m:r>
+      </m:oMath>
+      <w:r>
+        <w:t xml:space="preserve">) con</w:t>
+      </w:r>
+      <w:r>
+        <w:t xml:space="preserve"> </w:t>
+      </w:r>
+      <m:oMath>
+        <m:r>
+          <m:t>h</m:t>
+        </m:r>
+        <m:r>
+          <m:rPr>
+            <m:sty m:val="p"/>
+          </m:rPr>
+          <m:t>=</m:t>
+        </m:r>
+        <m:r>
+          <m:t>0</m:t>
+        </m:r>
+        <m:r>
+          <m:rPr>
+            <m:sty m:val="p"/>
+          </m:rPr>
+          <m:t>,</m:t>
+        </m:r>
+        <m:r>
+          <m:t>5</m:t>
+        </m:r>
+      </m:oMath>
+      <w:r>
+        <w:t xml:space="preserve"> </w:t>
+      </w:r>
+      <w:r>
+        <w:t xml:space="preserve">y se desvaneció hasta cerca de 1 con</w:t>
+      </w:r>
+      <w:r>
+        <w:t xml:space="preserve"> </w:t>
+      </w:r>
+      <m:oMath>
+        <m:r>
+          <m:t>h</m:t>
+        </m:r>
+        <m:r>
+          <m:rPr>
+            <m:sty m:val="p"/>
+          </m:rPr>
+          <m:t>=</m:t>
+        </m:r>
+        <m:r>
+          <m:t>0</m:t>
+        </m:r>
+        <m:r>
+          <m:rPr>
+            <m:sty m:val="p"/>
+          </m:rPr>
+          <m:t>,</m:t>
+        </m:r>
+        <m:r>
+          <m:t>99</m:t>
+        </m:r>
+      </m:oMath>
+      <w:r>
+        <w:t xml:space="preserve">; la calibración</w:t>
+      </w:r>
+      <w:r>
+        <w:t xml:space="preserve"> </w:t>
+      </w:r>
+      <w:r>
+        <w:t xml:space="preserve">también mejoró al borrado solo con</w:t>
+      </w:r>
+      <w:r>
+        <w:t xml:space="preserve"> </w:t>
+      </w:r>
+      <m:oMath>
+        <m:r>
+          <m:t>h</m:t>
+        </m:r>
+      </m:oMath>
+      <w:r>
+        <w:t xml:space="preserve"> </w:t>
+      </w:r>
+      <w:r>
+        <w:t xml:space="preserve">alto; y un error de 0</w:t>
+      </w:r>
+      <w:r>
+        <w:t xml:space="preserve">,</w:t>
+      </w:r>
+      <w:r>
+        <w:t xml:space="preserve">1 en</w:t>
+      </w:r>
+      <w:r>
+        <w:t xml:space="preserve"> </w:t>
+      </w:r>
+      <m:oMath>
+        <m:r>
+          <m:t>h</m:t>
+        </m:r>
+      </m:oMath>
+      <w:r>
+        <w:t xml:space="preserve"> </w:t>
+      </w:r>
+      <w:r>
+        <w:t xml:space="preserve">cambió poco.</w:t>
+      </w:r>
+    </w:p>
+    <w:bookmarkStart w:id="32" w:name="tab:erasure"/>
+    <w:p>
+      <w:pPr>
+        <w:pStyle w:val="TableCaption"/>
+      </w:pPr>
+      <w:r>
+        <w:rPr>
+          <w:b/>
+          <w:i w:val="0"/>
+        </w:rPr>
+        <w:t xml:space="preserve">Tabla 4: </w:t>
+      </w:r>
+      <w:r>
+        <w:t xml:space="preserve">Ganancia de qg + borrado sobre borrado, ambos con la probabilidad previa de los decaimientos</w:t>
+      </w:r>
+      <w:r>
+        <w:t xml:space="preserve"> </w:t>
+      </w:r>
+      <w:r>
+        <w:t xml:space="preserve">no anunciados escalada por</w:t>
+      </w:r>
+      <w:r>
+        <w:t xml:space="preserve"> </w:t>
+      </w:r>
+      <m:oMath>
+        <m:r>
+          <m:t>1</m:t>
+        </m:r>
+        <m:r>
+          <m:rPr>
+            <m:sty m:val="p"/>
+          </m:rPr>
+          <m:t>−</m:t>
+        </m:r>
+        <m:r>
+          <m:t>h</m:t>
+        </m:r>
+      </m:oMath>
+      <w:r>
+        <w:t xml:space="preserve"> </w:t>
+      </w:r>
+      <w:r>
+        <w:t xml:space="preserve">(</w:t>
+      </w:r>
+      <m:oMath>
+        <m:r>
+          <m:t>z</m:t>
+        </m:r>
+      </m:oMath>
+      <w:r>
+        <w:t xml:space="preserve"> </w:t>
+      </w:r>
+      <w:r>
+        <w:t xml:space="preserve">apareado entre paréntesis), 60 000 corridas por punto.</w:t>
+      </w:r>
+    </w:p>
+    <w:tbl>
+      <w:tblPr>
+        <w:tblStyle w:val="Table"/>
+        <w:tblLook w:firstRow="1" w:lastRow="0" w:firstColumn="0" w:lastColumn="0" w:noHBand="0" w:noVBand="0" w:val="0020"/>
+        <w:jc w:val="start"/>
+        <w:tblCaption w:val="Ganancia de qg + borrado sobre borrado, ambos con la probabilidad previa de los decaimientos no anunciados escalada por 1-h (z apareado entre paréntesis), 60 000 corridas por punto."/>
+        <w:tblW w:w="5000" w:type="pct"/>
+        <w:tblLayout w:type="autofit"/>
+      </w:tblPr>
+      <w:tblGrid>
+        <w:gridCol/>
+        <w:gridCol/>
+        <w:gridCol/>
+        <w:gridCol/>
+        <w:gridCol/>
+        <w:gridCol/>
+        <w:gridCol/>
+      </w:tblGrid>
+      <w:tr>
+        <w:trPr>
+          <w:tblHeader w:val="true"/>
+        </w:trPr>
+        <w:tc>
+          <w:tcPr/>
+          <w:p>
+            <w:pPr>
+              <w:pStyle w:val="Compact"/>
+              <w:jc w:val="left"/>
+            </w:pPr>
+            <w:r>
+              <w:rPr>
+                <w:sz w:val="18"/>
+              </w:rPr>
+              <w:t xml:space="preserve">régimen</w:t>
+            </w:r>
+          </w:p>
+        </w:tc>
+        <w:tc>
+          <w:tcPr/>
+          <w:p>
+            <w:pPr>
+              <w:pStyle w:val="Compact"/>
+              <w:jc w:val="center"/>
+            </w:pPr>
+            <m:oMath>
+              <m:r>
+                <m:t>d</m:t>
+              </m:r>
+            </m:oMath>
+          </w:p>
+        </w:tc>
+        <w:tc>
+          <w:tcPr/>
+          <w:p>
+            <w:pPr>
+              <w:pStyle w:val="Compact"/>
+              <w:jc w:val="center"/>
+            </w:pPr>
+            <m:oMath>
+              <m:r>
+                <m:t>h</m:t>
+              </m:r>
+              <m:r>
+                <m:rPr>
+                  <m:sty m:val="p"/>
+                </m:rPr>
+                <m:t>=</m:t>
+              </m:r>
+              <m:r>
+                <m:t>0</m:t>
+              </m:r>
+              <m:r>
+                <m:rPr>
+                  <m:sty m:val="p"/>
+                </m:rPr>
+                <m:t>,</m:t>
+              </m:r>
+              <m:r>
+                <m:t>25</m:t>
+              </m:r>
+            </m:oMath>
+          </w:p>
+        </w:tc>
+        <w:tc>
+          <w:tcPr/>
+          <w:p>
+            <w:pPr>
+              <w:pStyle w:val="Compact"/>
+              <w:jc w:val="center"/>
+            </w:pPr>
+            <w:r>
+              <w:rPr>
+                <w:sz w:val="18"/>
+              </w:rPr>
+              <w:t xml:space="preserve">0</w:t>
+            </w:r>
+            <w:r>
+              <w:rPr>
+                <w:sz w:val="18"/>
+              </w:rPr>
+              <w:t xml:space="preserve">,</w:t>
+            </w:r>
+            <w:r>
+              <w:rPr>
+                <w:sz w:val="18"/>
+              </w:rPr>
+              <w:t xml:space="preserve">5</w:t>
+            </w:r>
+          </w:p>
+        </w:tc>
+        <w:tc>
+          <w:tcPr/>
+          <w:p>
+            <w:pPr>
+              <w:pStyle w:val="Compact"/>
+              <w:jc w:val="center"/>
+            </w:pPr>
+            <w:r>
+              <w:rPr>
+                <w:sz w:val="18"/>
+              </w:rPr>
+              <w:t xml:space="preserve">0</w:t>
+            </w:r>
+            <w:r>
+              <w:rPr>
+                <w:sz w:val="18"/>
+              </w:rPr>
+              <w:t xml:space="preserve">,</w:t>
+            </w:r>
+            <w:r>
+              <w:rPr>
+                <w:sz w:val="18"/>
+              </w:rPr>
+              <w:t xml:space="preserve">75</w:t>
+            </w:r>
+          </w:p>
+        </w:tc>
+        <w:tc>
+          <w:tcPr/>
+          <w:p>
+            <w:pPr>
+              <w:pStyle w:val="Compact"/>
+              <w:jc w:val="center"/>
+            </w:pPr>
+            <w:r>
+              <w:rPr>
+                <w:sz w:val="18"/>
+              </w:rPr>
+              <w:t xml:space="preserve">0</w:t>
+            </w:r>
+            <w:r>
+              <w:rPr>
+                <w:sz w:val="18"/>
+              </w:rPr>
+              <w:t xml:space="preserve">,</w:t>
+            </w:r>
+            <w:r>
+              <w:rPr>
+                <w:sz w:val="18"/>
+              </w:rPr>
+              <w:t xml:space="preserve">9</w:t>
+            </w:r>
+          </w:p>
+        </w:tc>
+        <w:tc>
+          <w:tcPr/>
+          <w:p>
+            <w:pPr>
+              <w:pStyle w:val="Compact"/>
+              <w:jc w:val="center"/>
+            </w:pPr>
+            <w:r>
+              <w:rPr>
+                <w:sz w:val="18"/>
+              </w:rPr>
+              <w:t xml:space="preserve">0</w:t>
+            </w:r>
+            <w:r>
+              <w:rPr>
+                <w:sz w:val="18"/>
+              </w:rPr>
+              <w:t xml:space="preserve">,</w:t>
+            </w:r>
+            <w:r>
+              <w:rPr>
+                <w:sz w:val="18"/>
+              </w:rPr>
+              <w:t xml:space="preserve">99</w:t>
+            </w:r>
+          </w:p>
+        </w:tc>
+      </w:tr>
+      <w:tr>
+        <w:tc>
+          <w:tcPr/>
+          <w:p>
+            <w:pPr>
+              <w:pStyle w:val="Compact"/>
+              <w:jc w:val="left"/>
+            </w:pPr>
+            <w:r>
+              <w:rPr>
+                <w:sz w:val="18"/>
+              </w:rPr>
+              <w:t xml:space="preserve">dominado por T1</w:t>
+            </w:r>
+          </w:p>
+        </w:tc>
+        <w:tc>
+          <w:tcPr/>
+          <w:p>
+            <w:pPr>
+              <w:pStyle w:val="Compact"/>
+              <w:jc w:val="center"/>
+            </w:pPr>
+            <w:r>
+              <w:rPr>
+                <w:sz w:val="18"/>
+              </w:rPr>
+              <w:t xml:space="preserve">3</w:t>
+            </w:r>
+          </w:p>
+        </w:tc>
+        <w:tc>
+          <w:tcPr/>
+          <w:p>
+            <w:pPr>
+              <w:pStyle w:val="Compact"/>
+              <w:jc w:val="center"/>
+            </w:pPr>
+            <w:r>
+              <w:rPr>
+                <w:sz w:val="18"/>
+              </w:rPr>
+              <w:t xml:space="preserve">1</w:t>
+            </w:r>
+            <w:r>
+              <w:rPr>
+                <w:sz w:val="18"/>
+              </w:rPr>
+              <w:t xml:space="preserve">,</w:t>
+            </w:r>
+            <w:r>
+              <w:rPr>
+                <w:sz w:val="18"/>
+              </w:rPr>
+              <w:t xml:space="preserve">50 (+11</w:t>
+            </w:r>
+            <w:r>
+              <w:rPr>
+                <w:sz w:val="18"/>
+              </w:rPr>
+              <w:t xml:space="preserve">,</w:t>
+            </w:r>
+            <w:r>
+              <w:rPr>
+                <w:sz w:val="18"/>
+              </w:rPr>
+              <w:t xml:space="preserve">1)</w:t>
+            </w:r>
+          </w:p>
+        </w:tc>
+        <w:tc>
+          <w:tcPr/>
+          <w:p>
+            <w:pPr>
+              <w:pStyle w:val="Compact"/>
+              <w:jc w:val="center"/>
+            </w:pPr>
+            <w:r>
+              <w:rPr>
+                <w:sz w:val="18"/>
+              </w:rPr>
+              <w:t xml:space="preserve">1</w:t>
+            </w:r>
+            <w:r>
+              <w:rPr>
+                <w:sz w:val="18"/>
+              </w:rPr>
+              <w:t xml:space="preserve">,</w:t>
+            </w:r>
+            <w:r>
+              <w:rPr>
+                <w:sz w:val="18"/>
+              </w:rPr>
+              <w:t xml:space="preserve">41 (+9</w:t>
+            </w:r>
+            <w:r>
+              <w:rPr>
+                <w:sz w:val="18"/>
+              </w:rPr>
+              <w:t xml:space="preserve">,</w:t>
+            </w:r>
+            <w:r>
+              <w:rPr>
+                <w:sz w:val="18"/>
+              </w:rPr>
+              <w:t xml:space="preserve">0)</w:t>
+            </w:r>
+          </w:p>
+        </w:tc>
+        <w:tc>
+          <w:tcPr/>
+          <w:p>
+            <w:pPr>
+              <w:pStyle w:val="Compact"/>
+              <w:jc w:val="center"/>
+            </w:pPr>
+            <w:r>
+              <w:rPr>
+                <w:sz w:val="18"/>
+              </w:rPr>
+              <w:t xml:space="preserve">1</w:t>
+            </w:r>
+            <w:r>
+              <w:rPr>
+                <w:sz w:val="18"/>
+              </w:rPr>
+              <w:t xml:space="preserve">,</w:t>
+            </w:r>
+            <w:r>
+              <w:rPr>
+                <w:sz w:val="18"/>
+              </w:rPr>
+              <w:t xml:space="preserve">25 (+4</w:t>
+            </w:r>
+            <w:r>
+              <w:rPr>
+                <w:sz w:val="18"/>
+              </w:rPr>
+              <w:t xml:space="preserve">,</w:t>
+            </w:r>
+            <w:r>
+              <w:rPr>
+                <w:sz w:val="18"/>
+              </w:rPr>
+              <w:t xml:space="preserve">2)</w:t>
+            </w:r>
+          </w:p>
+        </w:tc>
+        <w:tc>
+          <w:tcPr/>
+          <w:p>
+            <w:pPr>
+              <w:pStyle w:val="Compact"/>
+              <w:jc w:val="center"/>
+            </w:pPr>
+            <w:r>
+              <w:rPr>
+                <w:sz w:val="18"/>
+              </w:rPr>
+              <w:t xml:space="preserve">1</w:t>
+            </w:r>
+            <w:r>
+              <w:rPr>
+                <w:sz w:val="18"/>
+              </w:rPr>
+              <w:t xml:space="preserve">,</w:t>
+            </w:r>
+            <w:r>
+              <w:rPr>
+                <w:sz w:val="18"/>
+              </w:rPr>
+              <w:t xml:space="preserve">09 (+1</w:t>
+            </w:r>
+            <w:r>
+              <w:rPr>
+                <w:sz w:val="18"/>
+              </w:rPr>
+              <w:t xml:space="preserve">,</w:t>
+            </w:r>
+            <w:r>
+              <w:rPr>
+                <w:sz w:val="18"/>
+              </w:rPr>
+              <w:t xml:space="preserve">2)</w:t>
+            </w:r>
+          </w:p>
+        </w:tc>
+        <w:tc>
+          <w:tcPr/>
+          <w:p>
+            <w:pPr>
+              <w:pStyle w:val="Compact"/>
+              <w:jc w:val="center"/>
+            </w:pPr>
+            <w:r>
+              <w:rPr>
+                <w:sz w:val="18"/>
+              </w:rPr>
+              <w:t xml:space="preserve">0</w:t>
+            </w:r>
+            <w:r>
+              <w:rPr>
+                <w:sz w:val="18"/>
+              </w:rPr>
+              <w:t xml:space="preserve">,</w:t>
+            </w:r>
+            <w:r>
+              <w:rPr>
+                <w:sz w:val="18"/>
+              </w:rPr>
+              <w:t xml:space="preserve">92 (</w:t>
+            </w:r>
+            <m:oMath>
+              <m:r>
+                <m:rPr>
+                  <m:sty m:val="p"/>
+                </m:rPr>
+                <m:t>−</m:t>
+              </m:r>
+              <m:r>
+                <m:t>0</m:t>
+              </m:r>
+              <m:r>
+                <m:rPr>
+                  <m:sty m:val="p"/>
+                </m:rPr>
+                <m:t>,</m:t>
+              </m:r>
+              <m:r>
+                <m:t>8</m:t>
+              </m:r>
+            </m:oMath>
+            <w:r>
+              <w:rPr>
+                <w:sz w:val="18"/>
+              </w:rPr>
+              <w:t xml:space="preserve">)</w:t>
+            </w:r>
+          </w:p>
+        </w:tc>
+      </w:tr>
+      <w:tr>
+        <w:tc>
+          <w:tcPr/>
+          <w:p>
+            <w:pPr>
+              <w:pStyle w:val="Compact"/>
+              <w:jc w:val="left"/>
+            </w:pPr>
+            <w:r>
+              <w:rPr>
+                <w:sz w:val="18"/>
+              </w:rPr>
+              <w:t xml:space="preserve">dominado por T1</w:t>
+            </w:r>
+          </w:p>
+        </w:tc>
+        <w:tc>
+          <w:tcPr/>
+          <w:p>
+            <w:pPr>
+              <w:pStyle w:val="Compact"/>
+              <w:jc w:val="center"/>
+            </w:pPr>
+            <w:r>
+              <w:rPr>
+                <w:sz w:val="18"/>
+              </w:rPr>
+              <w:t xml:space="preserve">5</w:t>
+            </w:r>
+          </w:p>
+        </w:tc>
+        <w:tc>
+          <w:tcPr/>
+          <w:p>
+            <w:pPr>
+              <w:pStyle w:val="Compact"/>
+              <w:jc w:val="center"/>
+            </w:pPr>
+            <w:r>
+              <w:rPr>
+                <w:sz w:val="18"/>
+              </w:rPr>
+              <w:t xml:space="preserve">1</w:t>
+            </w:r>
+            <w:r>
+              <w:rPr>
+                <w:sz w:val="18"/>
+              </w:rPr>
+              <w:t xml:space="preserve">,</w:t>
+            </w:r>
+            <w:r>
+              <w:rPr>
+                <w:sz w:val="18"/>
+              </w:rPr>
+              <w:t xml:space="preserve">93 (+9</w:t>
+            </w:r>
+            <w:r>
+              <w:rPr>
+                <w:sz w:val="18"/>
+              </w:rPr>
+              <w:t xml:space="preserve">,</w:t>
+            </w:r>
+            <w:r>
+              <w:rPr>
+                <w:sz w:val="18"/>
+              </w:rPr>
+              <w:t xml:space="preserve">0)</w:t>
+            </w:r>
+          </w:p>
+        </w:tc>
+        <w:tc>
+          <w:tcPr/>
+          <w:p>
+            <w:pPr>
+              <w:pStyle w:val="Compact"/>
+              <w:jc w:val="center"/>
+            </w:pPr>
+            <w:r>
+              <w:rPr>
+                <w:sz w:val="18"/>
+              </w:rPr>
+              <w:t xml:space="preserve">1</w:t>
+            </w:r>
+            <w:r>
+              <w:rPr>
+                <w:sz w:val="18"/>
+              </w:rPr>
+              <w:t xml:space="preserve">,</w:t>
+            </w:r>
+            <w:r>
+              <w:rPr>
+                <w:sz w:val="18"/>
+              </w:rPr>
+              <w:t xml:space="preserve">68 (+5</w:t>
+            </w:r>
+            <w:r>
+              <w:rPr>
+                <w:sz w:val="18"/>
+              </w:rPr>
+              <w:t xml:space="preserve">,</w:t>
+            </w:r>
+            <w:r>
+              <w:rPr>
+                <w:sz w:val="18"/>
+              </w:rPr>
+              <w:t xml:space="preserve">4)</w:t>
+            </w:r>
+          </w:p>
+        </w:tc>
+        <w:tc>
+          <w:tcPr/>
+          <w:p>
+            <w:pPr>
+              <w:pStyle w:val="Compact"/>
+              <w:jc w:val="center"/>
+            </w:pPr>
+            <w:r>
+              <w:rPr>
+                <w:sz w:val="18"/>
+              </w:rPr>
+              <w:t xml:space="preserve">1</w:t>
+            </w:r>
+            <w:r>
+              <w:rPr>
+                <w:sz w:val="18"/>
+              </w:rPr>
+              <w:t xml:space="preserve">,</w:t>
+            </w:r>
+            <w:r>
+              <w:rPr>
+                <w:sz w:val="18"/>
+              </w:rPr>
+              <w:t xml:space="preserve">39 (+2</w:t>
+            </w:r>
+            <w:r>
+              <w:rPr>
+                <w:sz w:val="18"/>
+              </w:rPr>
+              <w:t xml:space="preserve">,</w:t>
+            </w:r>
+            <w:r>
+              <w:rPr>
+                <w:sz w:val="18"/>
+              </w:rPr>
+              <w:t xml:space="preserve">8)</w:t>
+            </w:r>
+          </w:p>
+        </w:tc>
+        <w:tc>
+          <w:tcPr/>
+          <w:p>
+            <w:pPr>
+              <w:pStyle w:val="Compact"/>
+              <w:jc w:val="center"/>
+            </w:pPr>
+            <w:r>
+              <w:rPr>
+                <w:sz w:val="18"/>
+              </w:rPr>
+              <w:t xml:space="preserve">1</w:t>
+            </w:r>
+            <w:r>
+              <w:rPr>
+                <w:sz w:val="18"/>
+              </w:rPr>
+              <w:t xml:space="preserve">,</w:t>
+            </w:r>
+            <w:r>
+              <w:rPr>
+                <w:sz w:val="18"/>
+              </w:rPr>
+              <w:t xml:space="preserve">45 (+2</w:t>
+            </w:r>
+            <w:r>
+              <w:rPr>
+                <w:sz w:val="18"/>
+              </w:rPr>
+              <w:t xml:space="preserve">,</w:t>
+            </w:r>
+            <w:r>
+              <w:rPr>
+                <w:sz w:val="18"/>
+              </w:rPr>
+              <w:t xml:space="preserve">2)</w:t>
+            </w:r>
+          </w:p>
+        </w:tc>
+        <w:tc>
+          <w:tcPr/>
+          <w:p>
+            <w:pPr>
+              <w:pStyle w:val="Compact"/>
+              <w:jc w:val="center"/>
+            </w:pPr>
+            <w:r>
+              <w:rPr>
+                <w:sz w:val="18"/>
+              </w:rPr>
+              <w:t xml:space="preserve">1</w:t>
+            </w:r>
+            <w:r>
+              <w:rPr>
+                <w:sz w:val="18"/>
+              </w:rPr>
+              <w:t xml:space="preserve">,</w:t>
+            </w:r>
+            <w:r>
+              <w:rPr>
+                <w:sz w:val="18"/>
+              </w:rPr>
+              <w:t xml:space="preserve">00 (0</w:t>
+            </w:r>
+            <w:r>
+              <w:rPr>
+                <w:sz w:val="18"/>
+              </w:rPr>
+              <w:t xml:space="preserve">,</w:t>
+            </w:r>
+            <w:r>
+              <w:rPr>
+                <w:sz w:val="18"/>
+              </w:rPr>
+              <w:t xml:space="preserve">0)</w:t>
+            </w:r>
+          </w:p>
+        </w:tc>
+      </w:tr>
+      <w:tr>
+        <w:tc>
+          <w:tcPr/>
+          <w:p>
+            <w:pPr>
+              <w:pStyle w:val="Compact"/>
+              <w:jc w:val="left"/>
+            </w:pPr>
+            <w:r>
+              <w:rPr>
+                <w:sz w:val="18"/>
+              </w:rPr>
+              <w:t xml:space="preserve">mixto</w:t>
+            </w:r>
+          </w:p>
+        </w:tc>
+        <w:tc>
+          <w:tcPr/>
+          <w:p>
+            <w:pPr>
+              <w:pStyle w:val="Compact"/>
+              <w:jc w:val="center"/>
+            </w:pPr>
+            <w:r>
+              <w:rPr>
+                <w:sz w:val="18"/>
+              </w:rPr>
+              <w:t xml:space="preserve">3</w:t>
+            </w:r>
+          </w:p>
+        </w:tc>
+        <w:tc>
+          <w:tcPr/>
+          <w:p>
+            <w:pPr>
+              <w:pStyle w:val="Compact"/>
+              <w:jc w:val="center"/>
+            </w:pPr>
+            <w:r>
+              <w:rPr>
+                <w:sz w:val="18"/>
+              </w:rPr>
+              <w:t xml:space="preserve">1</w:t>
+            </w:r>
+            <w:r>
+              <w:rPr>
+                <w:sz w:val="18"/>
+              </w:rPr>
+              <w:t xml:space="preserve">,</w:t>
+            </w:r>
+            <w:r>
+              <w:rPr>
+                <w:sz w:val="18"/>
+              </w:rPr>
+              <w:t xml:space="preserve">19 (+4</w:t>
+            </w:r>
+            <w:r>
+              <w:rPr>
+                <w:sz w:val="18"/>
+              </w:rPr>
+              <w:t xml:space="preserve">,</w:t>
+            </w:r>
+            <w:r>
+              <w:rPr>
+                <w:sz w:val="18"/>
+              </w:rPr>
+              <w:t xml:space="preserve">9)</w:t>
+            </w:r>
+          </w:p>
+        </w:tc>
+        <w:tc>
+          <w:tcPr/>
+          <w:p>
+            <w:pPr>
+              <w:pStyle w:val="Compact"/>
+              <w:jc w:val="center"/>
+            </w:pPr>
+            <w:r>
+              <w:rPr>
+                <w:sz w:val="18"/>
+              </w:rPr>
+              <w:t xml:space="preserve">1</w:t>
+            </w:r>
+            <w:r>
+              <w:rPr>
+                <w:sz w:val="18"/>
+              </w:rPr>
+              <w:t xml:space="preserve">,</w:t>
+            </w:r>
+            <w:r>
+              <w:rPr>
+                <w:sz w:val="18"/>
+              </w:rPr>
+              <w:t xml:space="preserve">18 (+4</w:t>
+            </w:r>
+            <w:r>
+              <w:rPr>
+                <w:sz w:val="18"/>
+              </w:rPr>
+              <w:t xml:space="preserve">,</w:t>
+            </w:r>
+            <w:r>
+              <w:rPr>
+                <w:sz w:val="18"/>
+              </w:rPr>
+              <w:t xml:space="preserve">1)</w:t>
+            </w:r>
+          </w:p>
+        </w:tc>
+        <w:tc>
+          <w:tcPr/>
+          <w:p>
+            <w:pPr>
+              <w:pStyle w:val="Compact"/>
+              <w:jc w:val="center"/>
+            </w:pPr>
+            <w:r>
+              <w:rPr>
+                <w:sz w:val="18"/>
+              </w:rPr>
+              <w:t xml:space="preserve">1</w:t>
+            </w:r>
+            <w:r>
+              <w:rPr>
+                <w:sz w:val="18"/>
+              </w:rPr>
+              <w:t xml:space="preserve">,</w:t>
+            </w:r>
+            <w:r>
+              <w:rPr>
+                <w:sz w:val="18"/>
+              </w:rPr>
+              <w:t xml:space="preserve">16 (+2</w:t>
+            </w:r>
+            <w:r>
+              <w:rPr>
+                <w:sz w:val="18"/>
+              </w:rPr>
+              <w:t xml:space="preserve">,</w:t>
+            </w:r>
+            <w:r>
+              <w:rPr>
+                <w:sz w:val="18"/>
+              </w:rPr>
+              <w:t xml:space="preserve">6)</w:t>
+            </w:r>
+          </w:p>
+        </w:tc>
+        <w:tc>
+          <w:tcPr/>
+          <w:p>
+            <w:pPr>
+              <w:pStyle w:val="Compact"/>
+              <w:jc w:val="center"/>
+            </w:pPr>
+            <w:r>
+              <w:rPr>
+                <w:sz w:val="18"/>
+              </w:rPr>
+              <w:t xml:space="preserve">1</w:t>
+            </w:r>
+            <w:r>
+              <w:rPr>
+                <w:sz w:val="18"/>
+              </w:rPr>
+              <w:t xml:space="preserve">,</w:t>
+            </w:r>
+            <w:r>
+              <w:rPr>
+                <w:sz w:val="18"/>
+              </w:rPr>
+              <w:t xml:space="preserve">07 (+1</w:t>
+            </w:r>
+            <w:r>
+              <w:rPr>
+                <w:sz w:val="18"/>
+              </w:rPr>
+              <w:t xml:space="preserve">,</w:t>
+            </w:r>
+            <w:r>
+              <w:rPr>
+                <w:sz w:val="18"/>
+              </w:rPr>
+              <w:t xml:space="preserve">2)</w:t>
+            </w:r>
+          </w:p>
+        </w:tc>
+        <w:tc>
+          <w:tcPr/>
+          <w:p>
+            <w:pPr>
+              <w:pStyle w:val="Compact"/>
+              <w:jc w:val="center"/>
+            </w:pPr>
+            <w:r>
+              <w:rPr>
+                <w:sz w:val="18"/>
+              </w:rPr>
+              <w:t xml:space="preserve">1</w:t>
+            </w:r>
+            <w:r>
+              <w:rPr>
+                <w:sz w:val="18"/>
+              </w:rPr>
+              <w:t xml:space="preserve">,</w:t>
+            </w:r>
+            <w:r>
+              <w:rPr>
+                <w:sz w:val="18"/>
+              </w:rPr>
+              <w:t xml:space="preserve">12 (+1</w:t>
+            </w:r>
+            <w:r>
+              <w:rPr>
+                <w:sz w:val="18"/>
+              </w:rPr>
+              <w:t xml:space="preserve">,</w:t>
+            </w:r>
+            <w:r>
+              <w:rPr>
+                <w:sz w:val="18"/>
+              </w:rPr>
+              <w:t xml:space="preserve">8)</w:t>
+            </w:r>
+          </w:p>
+        </w:tc>
+      </w:tr>
+      <w:tr>
+        <w:tc>
+          <w:tcPr/>
+          <w:p>
+            <w:pPr>
+              <w:pStyle w:val="Compact"/>
+              <w:jc w:val="left"/>
+            </w:pPr>
+            <w:r>
+              <w:rPr>
+                <w:sz w:val="18"/>
+              </w:rPr>
+              <w:t xml:space="preserve">mixto</w:t>
+            </w:r>
+          </w:p>
+        </w:tc>
+        <w:tc>
+          <w:tcPr/>
+          <w:p>
+            <w:pPr>
+              <w:pStyle w:val="Compact"/>
+              <w:jc w:val="center"/>
+            </w:pPr>
+            <w:r>
+              <w:rPr>
+                <w:sz w:val="18"/>
+              </w:rPr>
+              <w:t xml:space="preserve">5</w:t>
+            </w:r>
+          </w:p>
+        </w:tc>
+        <w:tc>
+          <w:tcPr/>
+          <w:p>
+            <w:pPr>
+              <w:pStyle w:val="Compact"/>
+              <w:jc w:val="center"/>
+            </w:pPr>
+            <w:r>
+              <w:rPr>
+                <w:sz w:val="18"/>
+              </w:rPr>
+              <w:t xml:space="preserve">1</w:t>
+            </w:r>
+            <w:r>
+              <w:rPr>
+                <w:sz w:val="18"/>
+              </w:rPr>
+              <w:t xml:space="preserve">,</w:t>
+            </w:r>
+            <w:r>
+              <w:rPr>
+                <w:sz w:val="18"/>
+              </w:rPr>
+              <w:t xml:space="preserve">47 (+5</w:t>
+            </w:r>
+            <w:r>
+              <w:rPr>
+                <w:sz w:val="18"/>
+              </w:rPr>
+              <w:t xml:space="preserve">,</w:t>
+            </w:r>
+            <w:r>
+              <w:rPr>
+                <w:sz w:val="18"/>
+              </w:rPr>
+              <w:t xml:space="preserve">2)</w:t>
+            </w:r>
+          </w:p>
+        </w:tc>
+        <w:tc>
+          <w:tcPr/>
+          <w:p>
+            <w:pPr>
+              <w:pStyle w:val="Compact"/>
+              <w:jc w:val="center"/>
+            </w:pPr>
+            <w:r>
+              <w:rPr>
+                <w:sz w:val="18"/>
+              </w:rPr>
+              <w:t xml:space="preserve">1</w:t>
+            </w:r>
+            <w:r>
+              <w:rPr>
+                <w:sz w:val="18"/>
+              </w:rPr>
+              <w:t xml:space="preserve">,</w:t>
+            </w:r>
+            <w:r>
+              <w:rPr>
+                <w:sz w:val="18"/>
+              </w:rPr>
+              <w:t xml:space="preserve">30 (+2</w:t>
+            </w:r>
+            <w:r>
+              <w:rPr>
+                <w:sz w:val="18"/>
+              </w:rPr>
+              <w:t xml:space="preserve">,</w:t>
+            </w:r>
+            <w:r>
+              <w:rPr>
+                <w:sz w:val="18"/>
+              </w:rPr>
+              <w:t xml:space="preserve">7)</w:t>
+            </w:r>
+          </w:p>
+        </w:tc>
+        <w:tc>
+          <w:tcPr/>
+          <w:p>
+            <w:pPr>
+              <w:pStyle w:val="Compact"/>
+              <w:jc w:val="center"/>
+            </w:pPr>
+            <w:r>
+              <w:rPr>
+                <w:sz w:val="18"/>
+              </w:rPr>
+              <w:t xml:space="preserve">1</w:t>
+            </w:r>
+            <w:r>
+              <w:rPr>
+                <w:sz w:val="18"/>
+              </w:rPr>
+              <w:t xml:space="preserve">,</w:t>
+            </w:r>
+            <w:r>
+              <w:rPr>
+                <w:sz w:val="18"/>
+              </w:rPr>
+              <w:t xml:space="preserve">03 (+0</w:t>
+            </w:r>
+            <w:r>
+              <w:rPr>
+                <w:sz w:val="18"/>
+              </w:rPr>
+              <w:t xml:space="preserve">,</w:t>
+            </w:r>
+            <w:r>
+              <w:rPr>
+                <w:sz w:val="18"/>
+              </w:rPr>
+              <w:t xml:space="preserve">3)</w:t>
+            </w:r>
+          </w:p>
+        </w:tc>
+        <w:tc>
+          <w:tcPr/>
+          <w:p>
+            <w:pPr>
+              <w:pStyle w:val="Compact"/>
+              <w:jc w:val="center"/>
+            </w:pPr>
+            <w:r>
+              <w:rPr>
+                <w:sz w:val="18"/>
+              </w:rPr>
+              <w:t xml:space="preserve">0</w:t>
+            </w:r>
+            <w:r>
+              <w:rPr>
+                <w:sz w:val="18"/>
+              </w:rPr>
+              <w:t xml:space="preserve">,</w:t>
+            </w:r>
+            <w:r>
+              <w:rPr>
+                <w:sz w:val="18"/>
+              </w:rPr>
+              <w:t xml:space="preserve">79 (</w:t>
+            </w:r>
+            <m:oMath>
+              <m:r>
+                <m:rPr>
+                  <m:sty m:val="p"/>
+                </m:rPr>
+                <m:t>−</m:t>
+              </m:r>
+              <m:r>
+                <m:t>2</m:t>
+              </m:r>
+              <m:r>
+                <m:rPr>
+                  <m:sty m:val="p"/>
+                </m:rPr>
+                <m:t>,</m:t>
+              </m:r>
+              <m:r>
+                <m:t>0</m:t>
+              </m:r>
+            </m:oMath>
+            <w:r>
+              <w:rPr>
+                <w:sz w:val="18"/>
+              </w:rPr>
+              <w:t xml:space="preserve">)</w:t>
+            </w:r>
+          </w:p>
+        </w:tc>
+        <w:tc>
+          <w:tcPr/>
+          <w:p>
+            <w:pPr>
+              <w:pStyle w:val="Compact"/>
+              <w:jc w:val="center"/>
+            </w:pPr>
+            <w:r>
+              <w:rPr>
+                <w:sz w:val="18"/>
+              </w:rPr>
+              <w:t xml:space="preserve">1</w:t>
+            </w:r>
+            <w:r>
+              <w:rPr>
+                <w:sz w:val="18"/>
+              </w:rPr>
+              <w:t xml:space="preserve">,</w:t>
+            </w:r>
+            <w:r>
+              <w:rPr>
+                <w:sz w:val="18"/>
+              </w:rPr>
+              <w:t xml:space="preserve">00 (0</w:t>
+            </w:r>
+            <w:r>
+              <w:rPr>
+                <w:sz w:val="18"/>
+              </w:rPr>
+              <w:t xml:space="preserve">,</w:t>
+            </w:r>
+            <w:r>
+              <w:rPr>
+                <w:sz w:val="18"/>
+              </w:rPr>
+              <w:t xml:space="preserve">0)</w:t>
+            </w:r>
+          </w:p>
+        </w:tc>
+      </w:tr>
+    </w:tbl>
+    <w:bookmarkEnd w:id="32"/>
+    <w:bookmarkEnd w:id="33"/>
+    <w:bookmarkEnd w:id="34"/>
+    <w:bookmarkStart w:id="35" w:name="qué-lo-decide"/>
+    <w:p>
+      <w:pPr>
+        <w:pStyle w:val="Heading1"/>
+      </w:pPr>
+      <w:r>
+        <w:t xml:space="preserve">Qué lo decide</w:t>
+      </w:r>
+    </w:p>
+    <w:p>
+      <w:pPr>
+        <w:pStyle w:val="FirstParagraph"/>
+      </w:pPr>
+      <w:r>
+        <w:t xml:space="preserve">Las seis pruebas encajan en un mismo cuadro. Que una lectura de tres niveles ayude depende de dos</w:t>
       </w:r>
       <w:r>
         <w:t xml:space="preserve"> </w:t>
@@ -10463,11 +13012,63 @@
         <w:t xml:space="preserve"> </w:t>
       </w:r>
       <w:r>
-        <w:t xml:space="preserve">para el decodificador qg, no como un qg nuevo.</w:t>
+        <w:t xml:space="preserve">para el decodificador qg, no como un qg nuevo. Los borrados anunciados son el límite en que la</w:t>
+      </w:r>
+      <w:r>
+        <w:t xml:space="preserve"> </w:t>
+      </w:r>
+      <w:r>
+        <w:t xml:space="preserve">información extra es completa: ahí hay que decirle a la reponderación qg cuánto ya se anunció, mediante</w:t>
+      </w:r>
+      <w:r>
+        <w:t xml:space="preserve"> </w:t>
+      </w:r>
+      <w:r>
+        <w:t xml:space="preserve">el escalado</w:t>
+      </w:r>
+      <w:r>
+        <w:t xml:space="preserve"> </w:t>
+      </w:r>
+      <m:oMath>
+        <m:r>
+          <m:t>1</m:t>
+        </m:r>
+        <m:r>
+          <m:rPr>
+            <m:sty m:val="p"/>
+          </m:rPr>
+          <m:t>−</m:t>
+        </m:r>
+        <m:r>
+          <m:t>h</m:t>
+        </m:r>
+      </m:oMath>
+      <w:r>
+        <w:t xml:space="preserve">, y se desvanece cuando</w:t>
+      </w:r>
+      <w:r>
+        <w:t xml:space="preserve"> </w:t>
+      </w:r>
+      <m:oMath>
+        <m:r>
+          <m:t>h</m:t>
+        </m:r>
+        <m:r>
+          <m:rPr>
+            <m:sty m:val="p"/>
+          </m:rPr>
+          <m:t>→</m:t>
+        </m:r>
+        <m:r>
+          <m:t>1</m:t>
+        </m:r>
+      </m:oMath>
+      <w:r>
+        <w:t xml:space="preserve">.</w:t>
       </w:r>
     </w:p>
-    <w:bookmarkEnd w:id="33"/>
-    <w:bookmarkStart w:id="34" w:name="limitaciones"/>
+    <w:bookmarkEnd w:id="35"/>
+    <w:bookmarkStart w:id="36" w:name="limitaciones"/>
     <w:p>
       <w:pPr>
         <w:pStyle w:val="Heading1"/>
@@ -10583,7 +13184,33 @@
         <w:t xml:space="preserve"> </w:t>
       </w:r>
       <w:r>
-        <w:t xml:space="preserve">falló. (v) La decodificación por borrado y la detección de fuga son</w:t>
+        <w:t xml:space="preserve">falló. (v) El modelo de borrado anuncia solo decaimientos de qubits de datos, en su ubicación exacta,</w:t>
+      </w:r>
+      <w:r>
+        <w:t xml:space="preserve"> </w:t>
+      </w:r>
+      <w:r>
+        <w:t xml:space="preserve">con</w:t>
+      </w:r>
+      <w:r>
+        <w:t xml:space="preserve"> </w:t>
+      </w:r>
+      <m:oMath>
+        <m:r>
+          <m:t>h</m:t>
+        </m:r>
+      </m:oMath>
+      <w:r>
+        <w:t xml:space="preserve"> </w:t>
+      </w:r>
+      <w:r>
+        <w:t xml:space="preserve">conocido con un error de alrededor de 0</w:t>
+      </w:r>
+      <w:r>
+        <w:t xml:space="preserve">,</w:t>
+      </w:r>
+      <w:r>
+        <w:t xml:space="preserve">1. (vi) La decodificación por borrado y la detección de fuga son</w:t>
       </w:r>
       <w:r>
         <w:t xml:space="preserve"> </w:t>
@@ -10613,11 +13240,34 @@
         <w:t xml:space="preserve"> </w:t>
       </w:r>
       <w:r>
-        <w:t xml:space="preserve">mapa.</w:t>
+        <w:t xml:space="preserve">mapa, y la regla</w:t>
+      </w:r>
+      <w:r>
+        <w:t xml:space="preserve"> </w:t>
+      </w:r>
+      <m:oMath>
+        <m:r>
+          <m:t>1</m:t>
+        </m:r>
+        <m:r>
+          <m:rPr>
+            <m:sty m:val="p"/>
+          </m:rPr>
+          <m:t>−</m:t>
+        </m:r>
+        <m:r>
+          <m:t>h</m:t>
+        </m:r>
+      </m:oMath>
+      <w:r>
+        <w:t xml:space="preserve"> </w:t>
+      </w:r>
+      <w:r>
+        <w:t xml:space="preserve">para combinar qg con borrados anunciados.</w:t>
       </w:r>
     </w:p>
-    <w:bookmarkEnd w:id="34"/>
-    <w:bookmarkStart w:id="36" w:name="disponibilidad-del-código"/>
+    <w:bookmarkEnd w:id="36"/>
+    <w:bookmarkStart w:id="38" w:name="disponibilidad-del-código"/>
     <w:p>
       <w:pPr>
         <w:pStyle w:val="Heading1"/>
@@ -10661,10 +13311,7 @@
         <w:t xml:space="preserve">examples/qutrit_bayes_weight_qg.py</w:t>
       </w:r>
       <w:r>
-        <w:t xml:space="preserve"> </w:t>
-      </w:r>
-      <w:r>
-        <w:t xml:space="preserve">y</w:t>
+        <w:t xml:space="preserve">,</w:t>
       </w:r>
       <w:r>
         <w:t xml:space="preserve"> </w:t>
@@ -10676,6 +13323,33 @@
         <w:t xml:space="preserve">examples/transmon_leakage_channel_qg.py</w:t>
       </w:r>
       <w:r>
+        <w:t xml:space="preserve">,</w:t>
+      </w:r>
+      <w:r>
+        <w:t xml:space="preserve"> </w:t>
+      </w:r>
+      <w:r>
+        <w:rPr>
+          <w:rStyle w:val="VerbatimChar"/>
+        </w:rPr>
+        <w:t xml:space="preserve">examples/erasure_qubits_qg.py</w:t>
+      </w:r>
+      <w:r>
+        <w:t xml:space="preserve"> </w:t>
+      </w:r>
+      <w:r>
+        <w:t xml:space="preserve">y</w:t>
+      </w:r>
+      <w:r>
+        <w:t xml:space="preserve"> </w:t>
+      </w:r>
+      <w:r>
+        <w:rPr>
+          <w:rStyle w:val="VerbatimChar"/>
+        </w:rPr>
+        <w:t xml:space="preserve">examples/erasure_calibrated_qg.py</w:t>
+      </w:r>
+      <w:r>
         <w:t xml:space="preserve"> </w:t>
       </w:r>
       <w:r>
@@ -10684,7 +13358,7 @@
       <w:r>
         <w:t xml:space="preserve"> </w:t>
       </w:r>
-      <w:hyperlink r:id="rId35">
+      <w:hyperlink r:id="rId37">
         <w:r>
           <w:rPr>
             <w:rStyle w:val="Hyperlink"/>
@@ -10696,13 +13370,13 @@
         <w:t xml:space="preserve"> </w:t>
       </w:r>
       <w:r>
-        <w:t xml:space="preserve">(licencia MIT), con tests de regresión. Las secciones 70,</w:t>
-      </w:r>
-      <w:r>
-        <w:t xml:space="preserve"> </w:t>
-      </w:r>
-      <w:r>
-        <w:t xml:space="preserve">70b, 71 y 72 de</w:t>
+        <w:t xml:space="preserve">(licencia MIT), con tests de regresión. Las secciones 70 a 74</w:t>
+      </w:r>
+      <w:r>
+        <w:t xml:space="preserve"> </w:t>
+      </w:r>
+      <w:r>
+        <w:t xml:space="preserve">de</w:t>
       </w:r>
       <w:r>
         <w:t xml:space="preserve"> </w:t>
@@ -10720,8 +13394,8 @@
         <w:t xml:space="preserve">dan más detalle.</w:t>
       </w:r>
     </w:p>
-    <w:bookmarkEnd w:id="36"/>
-    <w:bookmarkStart w:id="53" w:name="X7a86d31e08fd5dcc5720a5611471fad8bb89af2"/>
+    <w:bookmarkEnd w:id="38"/>
+    <w:bookmarkStart w:id="57" w:name="X7a86d31e08fd5dcc5720a5611471fad8bb89af2"/>
     <w:p>
       <w:pPr>
         <w:pStyle w:val="Heading1"/>
@@ -10750,8 +13424,8 @@
         <w:t xml:space="preserve">revisó y validó todo el material asistido por IA, incluido cada número aquí reportado.</w:t>
       </w:r>
     </w:p>
-    <w:bookmarkStart w:id="52" w:name="refs"/>
-    <w:bookmarkStart w:id="38" w:name="ref-monteverde2026qang"/>
+    <w:bookmarkStart w:id="56" w:name="refs"/>
+    <w:bookmarkStart w:id="40" w:name="ref-monteverde2026qang"/>
     <w:p>
       <w:pPr>
         <w:pStyle w:val="Heading1"/>
@@ -10803,7 +13477,7 @@
       <w:r>
         <w:t xml:space="preserve"> </w:t>
       </w:r>
-      <w:hyperlink r:id="rId37">
+      <w:hyperlink r:id="rId39">
         <w:r>
           <w:rPr>
             <w:rStyle w:val="Hyperlink"/>
@@ -10815,8 +13489,8 @@
         <w:t xml:space="preserve">.</w:t>
       </w:r>
     </w:p>
-    <w:bookmarkEnd w:id="38"/>
-    <w:bookmarkStart w:id="39" w:name="ref-monteverde2026witness"/>
+    <w:bookmarkEnd w:id="40"/>
+    <w:bookmarkStart w:id="41" w:name="ref-monteverde2026witness"/>
     <w:p>
       <w:pPr>
         <w:pStyle w:val="Bibliography"/>
@@ -10846,8 +13520,8 @@
         <w:t xml:space="preserve">2026.</w:t>
       </w:r>
     </w:p>
-    <w:bookmarkEnd w:id="39"/>
-    <w:bookmarkStart w:id="40" w:name="ref-aliferis2007leakage"/>
+    <w:bookmarkEnd w:id="41"/>
+    <w:bookmarkStart w:id="42" w:name="ref-aliferis2007leakage"/>
     <w:p>
       <w:pPr>
         <w:pStyle w:val="Bibliography"/>
@@ -10884,8 +13558,8 @@
         <w:t xml:space="preserve">, vol. 7, pp. 139–156, 2007.</w:t>
       </w:r>
     </w:p>
-    <w:bookmarkEnd w:id="40"/>
-    <w:bookmarkStart w:id="41" w:name="ref-suchara2015leakage"/>
+    <w:bookmarkEnd w:id="42"/>
+    <w:bookmarkStart w:id="43" w:name="ref-suchara2015leakage"/>
     <w:p>
       <w:pPr>
         <w:pStyle w:val="Bibliography"/>
@@ -10922,8 +13596,8 @@
         <w:t xml:space="preserve">, vol. 15, pp. 997–1016, 2015.</w:t>
       </w:r>
     </w:p>
-    <w:bookmarkEnd w:id="41"/>
-    <w:bookmarkStart w:id="43" w:name="ref-mcewen2021leakage"/>
+    <w:bookmarkEnd w:id="43"/>
+    <w:bookmarkStart w:id="45" w:name="ref-mcewen2021leakage"/>
     <w:p>
       <w:pPr>
         <w:pStyle w:val="Bibliography"/>
@@ -10975,7 +13649,7 @@
       <w:r>
         <w:t xml:space="preserve"> </w:t>
       </w:r>
-      <w:hyperlink r:id="rId42">
+      <w:hyperlink r:id="rId44">
         <w:r>
           <w:rPr>
             <w:rStyle w:val="Hyperlink"/>
@@ -10987,8 +13661,8 @@
         <w:t xml:space="preserve">.</w:t>
       </w:r>
     </w:p>
-    <w:bookmarkEnd w:id="43"/>
-    <w:bookmarkStart w:id="45" w:name="ref-wu2022erasure"/>
+    <w:bookmarkEnd w:id="45"/>
+    <w:bookmarkStart w:id="47" w:name="ref-wu2022erasure"/>
     <w:p>
       <w:pPr>
         <w:pStyle w:val="Bibliography"/>
@@ -11039,7 +13713,7 @@
       <w:r>
         <w:t xml:space="preserve"> </w:t>
       </w:r>
-      <w:hyperlink r:id="rId44">
+      <w:hyperlink r:id="rId46">
         <w:r>
           <w:rPr>
             <w:rStyle w:val="Hyperlink"/>
@@ -11051,8 +13725,8 @@
         <w:t xml:space="preserve">.</w:t>
       </w:r>
     </w:p>
-    <w:bookmarkEnd w:id="45"/>
-    <w:bookmarkStart w:id="47" w:name="ref-varbanov2020leakage"/>
+    <w:bookmarkEnd w:id="47"/>
+    <w:bookmarkStart w:id="49" w:name="ref-varbanov2020leakage"/>
     <w:p>
       <w:pPr>
         <w:pStyle w:val="Bibliography"/>
@@ -11104,7 +13778,7 @@
       <w:r>
         <w:t xml:space="preserve"> </w:t>
       </w:r>
-      <w:hyperlink r:id="rId46">
+      <w:hyperlink r:id="rId48">
         <w:r>
           <w:rPr>
             <w:rStyle w:val="Hyperlink"/>
@@ -11116,8 +13790,8 @@
         <w:t xml:space="preserve">.</w:t>
       </w:r>
     </w:p>
-    <w:bookmarkEnd w:id="47"/>
-    <w:bookmarkStart w:id="49" w:name="ref-higgott2022pymatching"/>
+    <w:bookmarkEnd w:id="49"/>
+    <w:bookmarkStart w:id="51" w:name="ref-higgott2022pymatching"/>
     <w:p>
       <w:pPr>
         <w:pStyle w:val="Bibliography"/>
@@ -11174,7 +13848,7 @@
       <w:r>
         <w:t xml:space="preserve"> </w:t>
       </w:r>
-      <w:hyperlink r:id="rId48">
+      <w:hyperlink r:id="rId50">
         <w:r>
           <w:rPr>
             <w:rStyle w:val="Hyperlink"/>
@@ -11186,8 +13860,8 @@
         <w:t xml:space="preserve">.</w:t>
       </w:r>
     </w:p>
-    <w:bookmarkEnd w:id="49"/>
-    <w:bookmarkStart w:id="51" w:name="ref-dicarlo2009"/>
+    <w:bookmarkEnd w:id="51"/>
+    <w:bookmarkStart w:id="53" w:name="ref-dicarlo2009"/>
     <w:p>
       <w:pPr>
         <w:pStyle w:val="Bibliography"/>
@@ -11239,7 +13913,7 @@
       <w:r>
         <w:t xml:space="preserve"> </w:t>
       </w:r>
-      <w:hyperlink r:id="rId50">
+      <w:hyperlink r:id="rId52">
         <w:r>
           <w:rPr>
             <w:rStyle w:val="Hyperlink"/>
@@ -11251,9 +13925,97 @@
         <w:t xml:space="preserve">.</w:t>
       </w:r>
     </w:p>
-    <w:bookmarkEnd w:id="51"/>
-    <w:bookmarkEnd w:id="52"/>
     <w:bookmarkEnd w:id="53"/>
+    <w:bookmarkStart w:id="55" w:name="ref-kubica2023erasure"/>
+    <w:p>
+      <w:pPr>
+        <w:pStyle w:val="Bibliography"/>
+      </w:pPr>
+      <w:r>
+        <w:t xml:space="preserve">[10]</w:t>
+      </w:r>
+      <w:r>
+        <w:t xml:space="preserve"> </w:t>
+      </w:r>
+      <w:r>
+        <w:t xml:space="preserve">	</w:t>
+      </w:r>
+      <w:r>
+        <w:t xml:space="preserve">A. Kubica</w:t>
+      </w:r>
+      <w:r>
+        <w:t xml:space="preserve"> </w:t>
+      </w:r>
+      <w:r>
+        <w:rPr>
+          <w:iCs/>
+          <w:i/>
+        </w:rPr>
+        <w:t xml:space="preserve">et al.</w:t>
+      </w:r>
+      <w:r>
+        <w:t xml:space="preserve">,</w:t>
+      </w:r>
+      <w:r>
+        <w:t xml:space="preserve"> </w:t>
+      </w:r>
+      <w:r>
+        <w:t xml:space="preserve">“Erasure qubits: Overcoming the</w:t>
+      </w:r>
+      <w:r>
+        <w:t xml:space="preserve"> </w:t>
+      </w:r>
+      <m:oMath>
+        <m:sSub>
+          <m:e>
+            <m:r>
+              <m:t>T</m:t>
+            </m:r>
+          </m:e>
+          <m:sub>
+            <m:r>
+              <m:t>1</m:t>
+            </m:r>
+          </m:sub>
+        </m:sSub>
+      </m:oMath>
+      <w:r>
+        <w:t xml:space="preserve"> </w:t>
+      </w:r>
+      <w:r>
+        <w:t xml:space="preserve">limit in superconducting circuits,”</w:t>
+      </w:r>
+      <w:r>
+        <w:t xml:space="preserve"> </w:t>
+      </w:r>
+      <w:r>
+        <w:rPr>
+          <w:iCs/>
+          <w:i/>
+        </w:rPr>
+        <w:t xml:space="preserve">Physical Review X</w:t>
+      </w:r>
+      <w:r>
+        <w:t xml:space="preserve">, vol. 13, p. 041022, 2023, doi:</w:t>
+      </w:r>
+      <w:r>
+        <w:t xml:space="preserve"> </w:t>
+      </w:r>
+      <w:hyperlink r:id="rId54">
+        <w:r>
+          <w:rPr>
+            <w:rStyle w:val="Hyperlink"/>
+          </w:rPr>
+          <w:t xml:space="preserve">10.1103/PhysRevX.13.041022</w:t>
+        </w:r>
+      </w:hyperlink>
+      <w:r>
+        <w:t xml:space="preserve">.</w:t>
+      </w:r>
+    </w:p>
+    <w:bookmarkEnd w:id="55"/>
+    <w:bookmarkEnd w:id="56"/>
+    <w:bookmarkEnd w:id="57"/>
     <w:sectPr>
       <w:footerReference w:type="default" r:id="rId9"/>
       <w:pgSz w:w="11906" w:h="16838"/>

--- a/manuscript/qang_fuga_es.docx
+++ b/manuscript/qang_fuga_es.docx
@@ -211,7 +211,7 @@
         <w:pStyle w:val="Date"/>
       </w:pPr>
       <w:r>
-        <w:t>Borrador del 29 de septiembre de 2026 (traducción de la versión en inglés)</w:t>
+        <w:t>Borrador del 29 de septiembre de 2026, revisado el 30 de septiembre (traducción de la versión en inglés)</w:t>
       </w:r>
     </w:p>
     <w:p>
@@ -13395,7 +13395,7 @@
       </w:r>
     </w:p>
     <w:bookmarkEnd w:id="38"/>
-    <w:bookmarkStart w:id="57" w:name="X7a86d31e08fd5dcc5720a5611471fad8bb89af2"/>
+    <w:bookmarkStart w:id="58" w:name="X7a86d31e08fd5dcc5720a5611471fad8bb89af2"/>
     <w:p>
       <w:pPr>
         <w:pStyle w:val="Heading1"/>
@@ -13424,7 +13424,7 @@
         <w:t xml:space="preserve">revisó y validó todo el material asistido por IA, incluido cada número aquí reportado.</w:t>
       </w:r>
     </w:p>
-    <w:bookmarkStart w:id="56" w:name="refs"/>
+    <w:bookmarkStart w:id="57" w:name="refs"/>
     <w:bookmarkStart w:id="40" w:name="ref-monteverde2026qang"/>
     <w:p>
       <w:pPr>
@@ -13490,7 +13490,7 @@
       </w:r>
     </w:p>
     <w:bookmarkEnd w:id="40"/>
-    <w:bookmarkStart w:id="41" w:name="ref-monteverde2026witness"/>
+    <w:bookmarkStart w:id="42" w:name="ref-monteverde2026witness"/>
     <w:p>
       <w:pPr>
         <w:pStyle w:val="Bibliography"/>
@@ -13511,17 +13511,38 @@
         <w:t xml:space="preserve"> </w:t>
       </w:r>
       <w:r>
-        <w:t xml:space="preserve">“The register-mean polar bias as a symmetry witness: Error mitigation, constrained optimization and qubit characterization in qg units.”</w:t>
-      </w:r>
-      <w:r>
-        <w:t xml:space="preserve"> </w:t>
-      </w:r>
-      <w:r>
-        <w:t xml:space="preserve">2026.</w:t>
+        <w:t xml:space="preserve">“The register-mean polar bias as a symmetry witness: Error mitigation, constrained optimization and qubit characterization in qg units,”</w:t>
+      </w:r>
+      <w:r>
+        <w:t xml:space="preserve"> </w:t>
+      </w:r>
+      <w:r>
+        <w:rPr>
+          <w:iCs/>
+          <w:i/>
+        </w:rPr>
+        <w:t xml:space="preserve">Zenodo preprint</w:t>
+      </w:r>
+      <w:r>
+        <w:t xml:space="preserve">, 2026, doi:</w:t>
+      </w:r>
+      <w:r>
+        <w:t xml:space="preserve"> </w:t>
+      </w:r>
+      <w:hyperlink r:id="rId41">
+        <w:r>
+          <w:rPr>
+            <w:rStyle w:val="Hyperlink"/>
+          </w:rPr>
+          <w:t xml:space="preserve">10.5281/zenodo.23036963</w:t>
+        </w:r>
+      </w:hyperlink>
+      <w:r>
+        <w:t xml:space="preserve">.</w:t>
       </w:r>
     </w:p>
-    <w:bookmarkEnd w:id="41"/>
-    <w:bookmarkStart w:id="42" w:name="ref-aliferis2007leakage"/>
+    <w:bookmarkEnd w:id="42"/>
+    <w:bookmarkStart w:id="43" w:name="ref-aliferis2007leakage"/>
     <w:p>
       <w:pPr>
         <w:pStyle w:val="Bibliography"/>
@@ -13558,8 +13579,8 @@
         <w:t xml:space="preserve">, vol. 7, pp. 139–156, 2007.</w:t>
       </w:r>
     </w:p>
-    <w:bookmarkEnd w:id="42"/>
-    <w:bookmarkStart w:id="43" w:name="ref-suchara2015leakage"/>
+    <w:bookmarkEnd w:id="43"/>
+    <w:bookmarkStart w:id="44" w:name="ref-suchara2015leakage"/>
     <w:p>
       <w:pPr>
         <w:pStyle w:val="Bibliography"/>
@@ -13596,8 +13617,8 @@
         <w:t xml:space="preserve">, vol. 15, pp. 997–1016, 2015.</w:t>
       </w:r>
     </w:p>
-    <w:bookmarkEnd w:id="43"/>
-    <w:bookmarkStart w:id="45" w:name="ref-mcewen2021leakage"/>
+    <w:bookmarkEnd w:id="44"/>
+    <w:bookmarkStart w:id="46" w:name="ref-mcewen2021leakage"/>
     <w:p>
       <w:pPr>
         <w:pStyle w:val="Bibliography"/>
@@ -13649,7 +13670,7 @@
       <w:r>
         <w:t xml:space="preserve"> </w:t>
       </w:r>
-      <w:hyperlink r:id="rId44">
+      <w:hyperlink r:id="rId45">
         <w:r>
           <w:rPr>
             <w:rStyle w:val="Hyperlink"/>
@@ -13661,8 +13682,8 @@
         <w:t xml:space="preserve">.</w:t>
       </w:r>
     </w:p>
-    <w:bookmarkEnd w:id="45"/>
-    <w:bookmarkStart w:id="47" w:name="ref-wu2022erasure"/>
+    <w:bookmarkEnd w:id="46"/>
+    <w:bookmarkStart w:id="48" w:name="ref-wu2022erasure"/>
     <w:p>
       <w:pPr>
         <w:pStyle w:val="Bibliography"/>
@@ -13713,7 +13734,7 @@
       <w:r>
         <w:t xml:space="preserve"> </w:t>
       </w:r>
-      <w:hyperlink r:id="rId46">
+      <w:hyperlink r:id="rId47">
         <w:r>
           <w:rPr>
             <w:rStyle w:val="Hyperlink"/>
@@ -13725,8 +13746,8 @@
         <w:t xml:space="preserve">.</w:t>
       </w:r>
     </w:p>
-    <w:bookmarkEnd w:id="47"/>
-    <w:bookmarkStart w:id="49" w:name="ref-varbanov2020leakage"/>
+    <w:bookmarkEnd w:id="48"/>
+    <w:bookmarkStart w:id="50" w:name="ref-varbanov2020leakage"/>
     <w:p>
       <w:pPr>
         <w:pStyle w:val="Bibliography"/>
@@ -13778,7 +13799,7 @@
       <w:r>
         <w:t xml:space="preserve"> </w:t>
       </w:r>
-      <w:hyperlink r:id="rId48">
+      <w:hyperlink r:id="rId49">
         <w:r>
           <w:rPr>
             <w:rStyle w:val="Hyperlink"/>
@@ -13790,8 +13811,8 @@
         <w:t xml:space="preserve">.</w:t>
       </w:r>
     </w:p>
-    <w:bookmarkEnd w:id="49"/>
-    <w:bookmarkStart w:id="51" w:name="ref-higgott2022pymatching"/>
+    <w:bookmarkEnd w:id="50"/>
+    <w:bookmarkStart w:id="52" w:name="ref-higgott2022pymatching"/>
     <w:p>
       <w:pPr>
         <w:pStyle w:val="Bibliography"/>
@@ -13848,7 +13869,7 @@
       <w:r>
         <w:t xml:space="preserve"> </w:t>
       </w:r>
-      <w:hyperlink r:id="rId50">
+      <w:hyperlink r:id="rId51">
         <w:r>
           <w:rPr>
             <w:rStyle w:val="Hyperlink"/>
@@ -13860,8 +13881,8 @@
         <w:t xml:space="preserve">.</w:t>
       </w:r>
     </w:p>
-    <w:bookmarkEnd w:id="51"/>
-    <w:bookmarkStart w:id="53" w:name="ref-dicarlo2009"/>
+    <w:bookmarkEnd w:id="52"/>
+    <w:bookmarkStart w:id="54" w:name="ref-dicarlo2009"/>
     <w:p>
       <w:pPr>
         <w:pStyle w:val="Bibliography"/>
@@ -13913,7 +13934,7 @@
       <w:r>
         <w:t xml:space="preserve"> </w:t>
       </w:r>
-      <w:hyperlink r:id="rId52">
+      <w:hyperlink r:id="rId53">
         <w:r>
           <w:rPr>
             <w:rStyle w:val="Hyperlink"/>
@@ -13925,8 +13946,8 @@
         <w:t xml:space="preserve">.</w:t>
       </w:r>
     </w:p>
-    <w:bookmarkEnd w:id="53"/>
-    <w:bookmarkStart w:id="55" w:name="ref-kubica2023erasure"/>
+    <w:bookmarkEnd w:id="54"/>
+    <w:bookmarkStart w:id="56" w:name="ref-kubica2023erasure"/>
     <w:p>
       <w:pPr>
         <w:pStyle w:val="Bibliography"/>
@@ -14001,7 +14022,7 @@
       <w:r>
         <w:t xml:space="preserve"> </w:t>
       </w:r>
-      <w:hyperlink r:id="rId54">
+      <w:hyperlink r:id="rId55">
         <w:r>
           <w:rPr>
             <w:rStyle w:val="Hyperlink"/>
@@ -14013,9 +14034,9 @@
         <w:t xml:space="preserve">.</w:t>
       </w:r>
     </w:p>
-    <w:bookmarkEnd w:id="55"/>
     <w:bookmarkEnd w:id="56"/>
     <w:bookmarkEnd w:id="57"/>
+    <w:bookmarkEnd w:id="58"/>
     <w:sectPr>
       <w:footerReference w:type="default" r:id="rId9"/>
       <w:pgSz w:w="11906" w:h="16838"/>

--- a/manuscript/qang_fuga_es.docx
+++ b/manuscript/qang_fuga_es.docx
@@ -13396,34 +13396,6 @@
     </w:p>
     <w:bookmarkEnd w:id="38"/>
     <w:bookmarkStart w:id="58" w:name="X7a86d31e08fd5dcc5720a5611471fad8bb89af2"/>
-    <w:p>
-      <w:pPr>
-        <w:pStyle w:val="Heading1"/>
-      </w:pPr>
-      <w:r>
-        <w:t xml:space="preserve">Agradecimientos y uso de herramientas de IA</w:t>
-      </w:r>
-    </w:p>
-    <w:p>
-      <w:pPr>
-        <w:pStyle w:val="FirstParagraph"/>
-      </w:pPr>
-      <w:r>
-        <w:t xml:space="preserve">Herramientas de IA generativa (Anthropic Claude Opus 5.5) asistieron con el código, los experimentos</w:t>
-      </w:r>
-      <w:r>
-        <w:t xml:space="preserve"> </w:t>
-      </w:r>
-      <w:r>
-        <w:t xml:space="preserve">numéricos, los tests y la redacción. El autor planteó las preguntas, tomó las decisiones de diseño y</w:t>
-      </w:r>
-      <w:r>
-        <w:t xml:space="preserve"> </w:t>
-      </w:r>
-      <w:r>
-        <w:t xml:space="preserve">revisó y validó todo el material asistido por IA, incluido cada número aquí reportado.</w:t>
-      </w:r>
-    </w:p>
     <w:bookmarkStart w:id="57" w:name="refs"/>
     <w:bookmarkStart w:id="40" w:name="ref-monteverde2026qang"/>
     <w:p>
